--- a/Báo cáo/Biểu mẫu_Quy định Tổ chức và Đánh giá TTTN HUCE.docx
+++ b/Báo cáo/Biểu mẫu_Quy định Tổ chức và Đánh giá TTTN HUCE.docx
@@ -92,7 +92,14 @@
           <w:b/>
           <w:bCs/>
         </w:rPr>
-        <w:t>KHOA/VIỆN: ………………………………………</w:t>
+        <w:t xml:space="preserve">KHOA: </w:t>
+      </w:r>
+      <w:r>
+        <w:rPr>
+          <w:b/>
+          <w:bCs/>
+        </w:rPr>
+        <w:t xml:space="preserve">CÔNG NGHỆ THÔNG TIN </w:t>
       </w:r>
     </w:p>
     <w:p>
@@ -178,6 +185,9 @@
         <w:t>Họ và tên:</w:t>
       </w:r>
       <w:r>
+        <w:t xml:space="preserve"> Nguyễn Xuân Thưởng</w:t>
+      </w:r>
+      <w:r>
         <w:tab/>
       </w:r>
     </w:p>
@@ -202,6 +212,9 @@
       <w:r>
         <w:t>Mã SV:</w:t>
       </w:r>
+      <w:r>
+        <w:t xml:space="preserve"> 0220766</w:t>
+      </w:r>
     </w:p>
     <w:p>
       <w:pPr>
@@ -225,6 +238,9 @@
         <w:t>Mã học phần:</w:t>
       </w:r>
       <w:r>
+        <w:t xml:space="preserve"> 607780</w:t>
+      </w:r>
+      <w:r>
         <w:tab/>
       </w:r>
     </w:p>
@@ -250,6 +266,9 @@
         <w:t>Lớp:</w:t>
       </w:r>
       <w:r>
+        <w:t xml:space="preserve"> 66CS</w:t>
+      </w:r>
+      <w:r>
         <w:tab/>
       </w:r>
     </w:p>
@@ -275,6 +294,9 @@
         <w:t>Khóa:</w:t>
       </w:r>
       <w:r>
+        <w:t xml:space="preserve"> 66</w:t>
+      </w:r>
+      <w:r>
         <w:tab/>
       </w:r>
     </w:p>
@@ -300,6 +322,23 @@
         <w:t>Email:</w:t>
       </w:r>
       <w:r>
+        <w:t xml:space="preserve"> 0220766</w:t>
+      </w:r>
+      <w:r>
+        <w:rPr>
+          <w:rFonts w:eastAsiaTheme="minorEastAsia" w:hint="eastAsia"/>
+          <w:lang w:eastAsia="ja-JP"/>
+        </w:rPr>
+        <w:t>@</w:t>
+      </w:r>
+      <w:r>
+        <w:rPr>
+          <w:rFonts w:eastAsiaTheme="minorEastAsia"/>
+          <w:lang w:eastAsia="ja-JP"/>
+        </w:rPr>
+        <w:t>st.huce.edu.vn</w:t>
+      </w:r>
+      <w:r>
         <w:tab/>
       </w:r>
     </w:p>
@@ -323,6 +362,9 @@
       </w:pPr>
       <w:r>
         <w:t>Điện thoại:</w:t>
+      </w:r>
+      <w:r>
+        <w:t xml:space="preserve"> 0965937754</w:t>
       </w:r>
       <w:r>
         <w:tab/>
@@ -378,6 +420,9 @@
         <w:t xml:space="preserve">Tên ĐVHD: </w:t>
       </w:r>
       <w:r>
+        <w:t>Công ty Cổ phần Giải pháp Chuyển đổi Số THG</w:t>
+      </w:r>
+      <w:r>
         <w:tab/>
       </w:r>
     </w:p>
@@ -403,6 +448,9 @@
         <w:t xml:space="preserve">Địa chỉ: </w:t>
       </w:r>
       <w:r>
+        <w:t>Lô B12/D21 KĐT mới Cầu Giấy, Ngõ 100 phố Dịch Vọng Hậu, Phường Dịch Vọng Hậu, Quận Cầu Giấy, Hà Nội</w:t>
+      </w:r>
+      <w:r>
         <w:tab/>
       </w:r>
     </w:p>
@@ -428,6 +476,15 @@
         <w:t xml:space="preserve">Người phụ trách (ĐVHD): </w:t>
       </w:r>
       <w:r>
+        <w:t>Nguyễ</w:t>
+      </w:r>
+      <w:r>
+        <w:t>n</w:t>
+      </w:r>
+      <w:r>
+        <w:t xml:space="preserve"> Ngọc Hải</w:t>
+      </w:r>
+      <w:r>
         <w:tab/>
       </w:r>
     </w:p>
@@ -453,6 +510,12 @@
         <w:t xml:space="preserve">SĐT: </w:t>
       </w:r>
       <w:r>
+        <w:t>0</w:t>
+      </w:r>
+      <w:r>
+        <w:t>963227022</w:t>
+      </w:r>
+      <w:r>
         <w:tab/>
       </w:r>
     </w:p>
@@ -470,6 +533,7 @@
           <w:between w:val="nil"/>
         </w:pBdr>
         <w:tabs>
+          <w:tab w:val="left" w:pos="2813"/>
           <w:tab w:val="left" w:pos="8931"/>
         </w:tabs>
         <w:spacing w:before="0" w:after="0" w:line="312" w:lineRule="auto"/>
@@ -477,6 +541,14 @@
       <w:r>
         <w:t xml:space="preserve">Email: </w:t>
       </w:r>
+      <w:hyperlink r:id="rId5" w:tgtFrame="_blank" w:history="1">
+        <w:r>
+          <w:rPr>
+            <w:rStyle w:val="Hyperlink"/>
+          </w:rPr>
+          <w:t>Hainn@thgdx.vn</w:t>
+        </w:r>
+      </w:hyperlink>
       <w:r>
         <w:tab/>
       </w:r>
@@ -530,6 +602,9 @@
       <w:r>
         <w:t xml:space="preserve"> Loại hình thực tập:</w:t>
       </w:r>
+      <w:r>
+        <w:t xml:space="preserve"> Thực tập tốt nghiệp</w:t>
+      </w:r>
     </w:p>
     <w:p>
       <w:pPr>
@@ -572,10 +647,13 @@
         <w:spacing w:before="0" w:after="0" w:line="312" w:lineRule="auto"/>
       </w:pPr>
       <w:r>
-        <w:t>Phương thức thực tập: ………………. (Lựa chọn 1 trong 6 loại hình thực tập quy định tại Điều 4)</w:t>
+        <w:t>Phương thức thực tập:</w:t>
       </w:r>
       <w:r>
-        <w:tab/>
+        <w:t xml:space="preserve"> Thực tập tại doanh nghiệp</w:t>
+      </w:r>
+      <w:r>
+        <w:t xml:space="preserve"> </w:t>
       </w:r>
     </w:p>
     <w:p>
@@ -600,6 +678,9 @@
         <w:t xml:space="preserve">Bộ phận làm việc: </w:t>
       </w:r>
       <w:r>
+        <w:t>Bộ phận lập trình Odoo</w:t>
+      </w:r>
+      <w:r>
         <w:tab/>
       </w:r>
     </w:p>
@@ -625,6 +706,9 @@
         <w:t xml:space="preserve">Đề tài/ thực tập: </w:t>
       </w:r>
       <w:r>
+        <w:t>Module tuyển dụng cho doanh nghiệp</w:t>
+      </w:r>
+      <w:r>
         <w:tab/>
       </w:r>
     </w:p>
@@ -647,7 +731,13 @@
         <w:spacing w:before="0" w:after="0" w:line="312" w:lineRule="auto"/>
       </w:pPr>
       <w:r>
-        <w:t xml:space="preserve">Hình thức (trực tiếp / trực tuyến): </w:t>
+        <w:t>Hình thức</w:t>
+      </w:r>
+      <w:r>
+        <w:t xml:space="preserve">: </w:t>
+      </w:r>
+      <w:r>
+        <w:t xml:space="preserve">Trực tiếp </w:t>
       </w:r>
       <w:r>
         <w:tab/>
@@ -683,6 +773,11 @@
     </w:p>
     <w:p>
       <w:pPr>
+        <w:pStyle w:val="ListParagraph"/>
+        <w:numPr>
+          <w:ilvl w:val="0"/>
+          <w:numId w:val="29"/>
+        </w:numPr>
         <w:pBdr>
           <w:top w:val="nil"/>
           <w:left w:val="nil"/>
@@ -694,14 +789,15 @@
           <w:tab w:val="left" w:pos="9072"/>
         </w:tabs>
         <w:spacing w:before="0"/>
-        <w:ind w:left="567" w:firstLine="567"/>
+        <w:jc w:val="left"/>
       </w:pPr>
       <w:r>
-        <w:tab/>
+        <w:t>Hiểu rõ quy trình và công nghệ: Nắm bắt quy trình, nghiệp vụ tuyển dụng thực tế, cách thức triển khai module tuyển dụng trên nền tảng Odoo và phương pháp tích hợp các công cụ Trí tuệ Nhân tạo (AI) vào hệ thống.</w:t>
       </w:r>
     </w:p>
     <w:p>
       <w:pPr>
+        <w:pStyle w:val="ListParagraph"/>
         <w:pBdr>
           <w:top w:val="nil"/>
           <w:left w:val="nil"/>
@@ -713,14 +809,17 @@
           <w:tab w:val="left" w:pos="9072"/>
         </w:tabs>
         <w:spacing w:before="0"/>
-        <w:ind w:left="567" w:firstLine="567"/>
-      </w:pPr>
-      <w:r>
-        <w:tab/>
-      </w:r>
+        <w:ind w:left="1080" w:firstLine="0"/>
+        <w:jc w:val="left"/>
+      </w:pPr>
     </w:p>
     <w:p>
       <w:pPr>
+        <w:pStyle w:val="ListParagraph"/>
+        <w:numPr>
+          <w:ilvl w:val="0"/>
+          <w:numId w:val="29"/>
+        </w:numPr>
         <w:pBdr>
           <w:top w:val="nil"/>
           <w:left w:val="nil"/>
@@ -732,8 +831,42 @@
           <w:tab w:val="left" w:pos="9072"/>
         </w:tabs>
         <w:spacing w:before="0"/>
-        <w:ind w:left="567" w:firstLine="567"/>
-      </w:pPr>
+        <w:jc w:val="left"/>
+      </w:pPr>
+      <w:r>
+        <w:lastRenderedPageBreak/>
+        <w:t>Phát triển tính năng thông minh: Tham gia lập trình, phát triển và tùy chỉnh các chức năng chính của module tuyển</w:t>
+      </w:r>
+      <w:r>
+        <w:t xml:space="preserve">. </w:t>
+      </w:r>
+      <w:r>
+        <w:t>Đặc biệt, nghiên cứu và ứng dụng AI để tự động hóa và tối ưu hóa công việc.</w:t>
+      </w:r>
+    </w:p>
+    <w:p>
+      <w:pPr>
+        <w:pStyle w:val="ListParagraph"/>
+        <w:numPr>
+          <w:ilvl w:val="0"/>
+          <w:numId w:val="29"/>
+        </w:numPr>
+        <w:pBdr>
+          <w:top w:val="nil"/>
+          <w:left w:val="nil"/>
+          <w:bottom w:val="nil"/>
+          <w:right w:val="nil"/>
+          <w:between w:val="nil"/>
+        </w:pBdr>
+        <w:tabs>
+          <w:tab w:val="left" w:pos="9072"/>
+        </w:tabs>
+        <w:spacing w:before="0"/>
+        <w:jc w:val="left"/>
+      </w:pPr>
+      <w:r>
+        <w:t>Hoàn thiện sản phẩm và kỹ năng: Hoàn thành ít nhất một phần module tuyển dụng có tích hợp AI đáp ứng được yêu cầu của doanh nghiệp, đồng thời rèn luyện kỹ năng lập trình thực tế và khả năng làm việc nhóm trong môi trường chuyên nghiệp.</w:t>
+      </w:r>
       <w:r>
         <w:tab/>
       </w:r>
@@ -768,26 +901,55 @@
     </w:p>
     <w:p>
       <w:pPr>
+        <w:pStyle w:val="ListParagraph"/>
+        <w:numPr>
+          <w:ilvl w:val="0"/>
+          <w:numId w:val="29"/>
+        </w:numPr>
         <w:tabs>
           <w:tab w:val="left" w:pos="9072"/>
         </w:tabs>
-        <w:ind w:left="567" w:firstLine="0"/>
-      </w:pPr>
+      </w:pPr>
+      <w:r>
+        <w:t>Phát triển hoàn thiện module tuyển dụng trên Odoo, tích hợp tính năng AI tự động phân tích và đánh giá CV.</w:t>
+      </w:r>
     </w:p>
     <w:p>
       <w:pPr>
+        <w:pStyle w:val="ListParagraph"/>
+        <w:numPr>
+          <w:ilvl w:val="0"/>
+          <w:numId w:val="29"/>
+        </w:numPr>
         <w:tabs>
           <w:tab w:val="left" w:pos="9072"/>
         </w:tabs>
-        <w:ind w:left="567" w:firstLine="0"/>
-      </w:pPr>
+      </w:pPr>
+      <w:r>
+        <w:t>Xây dựng các chức năng chính: đăng tin tuyển dụng, quản lý hồ sơ ứng viên, quy trình tuyển dụng tự động và báo cáo kết quả.</w:t>
+      </w:r>
     </w:p>
     <w:p>
       <w:pPr>
+        <w:pStyle w:val="ListParagraph"/>
+        <w:numPr>
+          <w:ilvl w:val="0"/>
+          <w:numId w:val="29"/>
+        </w:numPr>
         <w:tabs>
           <w:tab w:val="left" w:pos="9072"/>
         </w:tabs>
-        <w:ind w:left="567" w:firstLine="0"/>
+      </w:pPr>
+      <w:r>
+        <w:t>Hoàn thành module tuyển dụng kết hợp AI, đạt khả năng sàng lọc CV thông minh, hỗ trợ doanh nghiệp rút ngắn thời gian tuyển dụng.</w:t>
+      </w:r>
+    </w:p>
+    <w:p>
+      <w:pPr>
+        <w:tabs>
+          <w:tab w:val="left" w:pos="9072"/>
+        </w:tabs>
+        <w:ind w:firstLine="0"/>
       </w:pPr>
       <w:r>
         <w:tab/>
@@ -1191,7 +1353,7 @@
     <w:p>
       <w:pPr>
         <w:spacing w:before="240"/>
-        <w:ind w:left="283" w:firstLine="0"/>
+        <w:ind w:firstLine="0"/>
         <w:rPr>
           <w:b/>
           <w:bCs/>
@@ -1420,9 +1582,30 @@
         </w:rPr>
       </w:pPr>
     </w:p>
+    <w:p>
+      <w:pPr>
+        <w:ind w:firstLine="0"/>
+        <w:rPr>
+          <w:b/>
+          <w:bCs/>
+          <w:highlight w:val="cyan"/>
+        </w:rPr>
+      </w:pPr>
+    </w:p>
+    <w:p>
+      <w:pPr>
+        <w:ind w:firstLine="0"/>
+        <w:rPr>
+          <w:b/>
+          <w:bCs/>
+          <w:highlight w:val="cyan"/>
+        </w:rPr>
+      </w:pPr>
+    </w:p>
     <w:tbl>
       <w:tblPr>
         <w:tblStyle w:val="27"/>
+        <w:tblpPr w:leftFromText="180" w:rightFromText="180" w:vertAnchor="page" w:horzAnchor="margin" w:tblpY="721"/>
         <w:tblW w:w="9030" w:type="dxa"/>
         <w:tblBorders>
           <w:top w:val="single" w:sz="4" w:space="0" w:color="000000"/>
@@ -1452,7 +1635,8 @@
             <w:vMerge w:val="restart"/>
             <w:vAlign w:val="center"/>
           </w:tcPr>
-          <w:bookmarkStart w:id="0" w:name="_Hlk223982360" w:displacedByCustomXml="next"/>
+          <w:bookmarkStart w:id="0" w:name="_Hlk226708267" w:displacedByCustomXml="next"/>
+          <w:bookmarkStart w:id="1" w:name="_Hlk223982360" w:displacedByCustomXml="next"/>
           <w:sdt>
             <w:sdtPr>
               <w:tag w:val="goog_rdk_50"/>
@@ -1749,7 +1933,7 @@
               <w:spacing w:before="160" w:after="80"/>
             </w:pPr>
             <w:r>
-              <w:t>Định vị rõ vai trò, nắm vững quy trình vận hành và thích nghi nhanh với văn hóa phối hợp trong nhóm. Mục tiêu cuối cùng là hoàn thành tốt các task thực tế, sử dụng thành thạo các công cụ làm việc và xây dựng mối quan hệ chuyên nghiệp để mở rộng cơ hội nghề nghiệp sau này.</w:t>
+              <w:t>Nắm rõ thông tin tổng quan, quy mô và sơ đồ tổ chức của doanh nghiệp để định vị chính xác vai trò của bản thân. Đồng thời, nắm vững quy trình vận hành và thích nghi nhanh với văn hóa phối hợp trong nhóm. Mục tiêu cuối cùng là hoàn thành tốt các task thực tế, sử dụng thành thạo các công cụ làm việc và xây dựng mối quan hệ chuyên nghiệp để mở rộng cơ hội nghề nghiệp sau này.</w:t>
             </w:r>
           </w:p>
         </w:tc>
@@ -1765,7 +1949,7 @@
               <w:spacing w:before="160" w:after="80"/>
             </w:pPr>
             <w:r>
-              <w:t xml:space="preserve">Báo cáo tuần 1 </w:t>
+              <w:t>Nhật ký thực tập, các minh chứng kèm theo (theo tiến độ Mẫu 3)</w:t>
             </w:r>
           </w:p>
         </w:tc>
@@ -1848,6 +2032,9 @@
               <w:keepLines/>
               <w:spacing w:before="160" w:after="80"/>
             </w:pPr>
+            <w:r>
+              <w:t>Nhật ký thực tập, các minh chứng kèm theo (theo tiến độ Mẫu 3)</w:t>
+            </w:r>
           </w:p>
         </w:tc>
       </w:tr>
@@ -1892,7 +2079,11 @@
               <w:spacing w:before="160" w:after="80"/>
             </w:pPr>
             <w:r>
-              <w:t>Nhận chức năng hoặc nhiệm vụ cụ thể để tiến hành triển khai, xác định mục tiêu và phạm vi thực hiện</w:t>
+              <w:t xml:space="preserve">Nhận chức năng hoặc nhiệm vụ cụ thể để tiến hành triển khai, xác </w:t>
+            </w:r>
+            <w:r>
+              <w:lastRenderedPageBreak/>
+              <w:t>định mục tiêu và phạm vi thực hiện</w:t>
             </w:r>
           </w:p>
         </w:tc>
@@ -1908,7 +2099,12 @@
               <w:spacing w:before="160" w:after="80"/>
             </w:pPr>
             <w:r>
-              <w:t>Xác định rõ vai trò, phạm vi công việc và lộ trình triển khai cụ thể cho các chức năng được giao trong dự án. Làm chủ các công nghệ cần thiết để đảm bảo hoàn thành nhiệm vụ đúng tiến độ và tiêu chuẩn kỹ thuật của đơn vị.</w:t>
+              <w:lastRenderedPageBreak/>
+              <w:t xml:space="preserve">Xác định rõ vai trò, phạm vi công việc và lộ trình triển khai cụ thể cho các chức năng được </w:t>
+            </w:r>
+            <w:r>
+              <w:lastRenderedPageBreak/>
+              <w:t>giao trong dự án. Làm chủ các công nghệ cần thiết để đảm bảo hoàn thành nhiệm vụ đúng tiến độ và tiêu chuẩn kỹ thuật của đơn vị.</w:t>
             </w:r>
           </w:p>
         </w:tc>
@@ -1923,6 +2119,10 @@
               <w:keepLines/>
               <w:spacing w:before="160" w:after="80"/>
             </w:pPr>
+            <w:r>
+              <w:lastRenderedPageBreak/>
+              <w:t>Nhật ký thực tập, các minh chứng kèm theo (theo tiến độ Mẫu 3)</w:t>
+            </w:r>
           </w:p>
         </w:tc>
       </w:tr>
@@ -1991,6 +2191,9 @@
               <w:spacing w:before="160" w:after="80"/>
               <w:ind w:firstLine="0"/>
             </w:pPr>
+            <w:r>
+              <w:t>Nhật ký thực tập, các minh chứng kèm theo (theo tiến độ Mẫu 3)</w:t>
+            </w:r>
           </w:p>
         </w:tc>
       </w:tr>
@@ -2056,6 +2259,9 @@
               <w:keepLines/>
               <w:spacing w:before="160" w:after="80"/>
             </w:pPr>
+            <w:r>
+              <w:t>Nhật ký thực tập, các minh chứng kèm theo (theo tiến độ Mẫu 3)</w:t>
+            </w:r>
           </w:p>
         </w:tc>
       </w:tr>
@@ -2121,6 +2327,9 @@
               <w:keepLines/>
               <w:spacing w:before="160" w:after="80"/>
             </w:pPr>
+            <w:r>
+              <w:t>Nhật ký thực tập, các minh chứng kèm theo (theo tiến độ Mẫu 3)</w:t>
+            </w:r>
           </w:p>
         </w:tc>
       </w:tr>
@@ -2186,6 +2395,9 @@
               <w:keepLines/>
               <w:spacing w:before="160" w:after="80"/>
             </w:pPr>
+            <w:r>
+              <w:t>Nhật ký thực tập, các minh chứng kèm theo (theo tiến độ Mẫu 3)</w:t>
+            </w:r>
           </w:p>
         </w:tc>
       </w:tr>
@@ -2204,7 +2416,6 @@
               <w:jc w:val="center"/>
             </w:pPr>
             <w:r>
-              <w:lastRenderedPageBreak/>
               <w:t>11</w:t>
             </w:r>
           </w:p>
@@ -2221,7 +2432,11 @@
               <w:spacing w:before="160" w:after="80"/>
             </w:pPr>
             <w:r>
-              <w:t>Hệ thống hóa nội dung, thiết kế slide thuyết trình và thực hiện báo cáo kết quả thực tập trước hội đồng chuyên môn.</w:t>
+              <w:t xml:space="preserve">Hệ thống hóa nội dung, thiết kế slide thuyết trình và thực hiện báo cáo kết quả </w:t>
+            </w:r>
+            <w:r>
+              <w:lastRenderedPageBreak/>
+              <w:t>thực tập trước hội đồng chuyên môn.</w:t>
             </w:r>
           </w:p>
         </w:tc>
@@ -2237,7 +2452,12 @@
               <w:spacing w:before="160" w:after="80"/>
             </w:pPr>
             <w:r>
-              <w:t>Truyền tải rõ ràng các thành quả đã đạt được, chứng minh năng lực chuyên môn và khả năng giải quyết vấn đề thực tế trong dự án.</w:t>
+              <w:lastRenderedPageBreak/>
+              <w:t xml:space="preserve">Truyền tải rõ ràng các thành quả đã đạt được, chứng minh năng lực chuyên môn và khả </w:t>
+            </w:r>
+            <w:r>
+              <w:lastRenderedPageBreak/>
+              <w:t>năng giải quyết vấn đề thực tế trong dự án.</w:t>
             </w:r>
           </w:p>
         </w:tc>
@@ -2252,6 +2472,10 @@
               <w:keepLines/>
               <w:spacing w:before="160" w:after="80"/>
             </w:pPr>
+            <w:r>
+              <w:lastRenderedPageBreak/>
+              <w:t>Nhật ký thực tập, các minh chứng kèm theo (theo tiến độ Mẫu 3)</w:t>
+            </w:r>
           </w:p>
         </w:tc>
       </w:tr>
@@ -2275,7 +2499,7 @@
                   <w:spacing w:before="160" w:after="80"/>
                 </w:pPr>
                 <w:r>
-                  <w:t>N</w:t>
+                  <w:t>12</w:t>
                 </w:r>
               </w:p>
             </w:sdtContent>
@@ -2333,15 +2557,2090 @@
               <w:keepLines/>
               <w:spacing w:before="160" w:after="80"/>
             </w:pPr>
+            <w:r>
+              <w:t>Cuốn báo cáo thực tập hoàn chỉnh có chữ ký/đóng dấu của đơn vị thực tập; phiếu cho điểm đánh giá quá trình; link mã nguồn/sản phẩm đã đóng gói (nếu công ty cho phép)</w:t>
+            </w:r>
           </w:p>
         </w:tc>
       </w:tr>
-      <w:bookmarkEnd w:id="0"/>
+      <w:bookmarkEnd w:id="1"/>
     </w:tbl>
     <w:p>
       <w:pPr>
         <w:ind w:firstLine="0"/>
         <w:jc w:val="left"/>
+        <w:rPr>
+          <w:i/>
+          <w:iCs/>
+        </w:rPr>
+      </w:pPr>
+    </w:p>
+    <w:bookmarkEnd w:id="0"/>
+    <w:tbl>
+      <w:tblPr>
+        <w:tblStyle w:val="26"/>
+        <w:tblW w:w="9027" w:type="dxa"/>
+        <w:jc w:val="center"/>
+        <w:tblBorders>
+          <w:top w:val="single" w:sz="8" w:space="0" w:color="FFFFFF"/>
+          <w:left w:val="single" w:sz="8" w:space="0" w:color="FFFFFF"/>
+          <w:bottom w:val="single" w:sz="8" w:space="0" w:color="FFFFFF"/>
+          <w:right w:val="single" w:sz="8" w:space="0" w:color="FFFFFF"/>
+          <w:insideH w:val="single" w:sz="8" w:space="0" w:color="FFFFFF"/>
+          <w:insideV w:val="single" w:sz="8" w:space="0" w:color="FFFFFF"/>
+        </w:tblBorders>
+        <w:tblLayout w:type="fixed"/>
+        <w:tblLook w:val="0600" w:firstRow="0" w:lastRow="0" w:firstColumn="0" w:lastColumn="0" w:noHBand="1" w:noVBand="1"/>
+      </w:tblPr>
+      <w:tblGrid>
+        <w:gridCol w:w="4513"/>
+        <w:gridCol w:w="4514"/>
+      </w:tblGrid>
+      <w:tr>
+        <w:trPr>
+          <w:trHeight w:val="2125"/>
+          <w:jc w:val="center"/>
+        </w:trPr>
+        <w:tc>
+          <w:tcPr>
+            <w:tcW w:w="4513" w:type="dxa"/>
+            <w:tcMar>
+              <w:top w:w="100" w:type="dxa"/>
+              <w:left w:w="100" w:type="dxa"/>
+              <w:bottom w:w="100" w:type="dxa"/>
+              <w:right w:w="100" w:type="dxa"/>
+            </w:tcMar>
+          </w:tcPr>
+          <w:p>
+            <w:pPr>
+              <w:widowControl w:val="0"/>
+              <w:pBdr>
+                <w:top w:val="nil"/>
+                <w:left w:val="nil"/>
+                <w:bottom w:val="nil"/>
+                <w:right w:val="nil"/>
+                <w:between w:val="nil"/>
+              </w:pBdr>
+              <w:spacing w:before="0" w:after="0" w:line="240" w:lineRule="auto"/>
+              <w:ind w:firstLine="0"/>
+              <w:jc w:val="left"/>
+              <w:rPr>
+                <w:i/>
+                <w:iCs/>
+              </w:rPr>
+            </w:pPr>
+          </w:p>
+        </w:tc>
+        <w:tc>
+          <w:tcPr>
+            <w:tcW w:w="4513" w:type="dxa"/>
+            <w:tcMar>
+              <w:top w:w="100" w:type="dxa"/>
+              <w:left w:w="100" w:type="dxa"/>
+              <w:bottom w:w="100" w:type="dxa"/>
+              <w:right w:w="100" w:type="dxa"/>
+            </w:tcMar>
+          </w:tcPr>
+          <w:p>
+            <w:pPr>
+              <w:jc w:val="center"/>
+              <w:rPr>
+                <w:i/>
+                <w:iCs/>
+              </w:rPr>
+            </w:pPr>
+            <w:r>
+              <w:rPr>
+                <w:i/>
+                <w:iCs/>
+              </w:rPr>
+              <w:t>Ngày … tháng … năm 20…</w:t>
+            </w:r>
+          </w:p>
+          <w:p>
+            <w:pPr>
+              <w:jc w:val="center"/>
+            </w:pPr>
+            <w:r>
+              <w:rPr>
+                <w:b/>
+                <w:bCs/>
+              </w:rPr>
+              <w:t>Sinh viên</w:t>
+            </w:r>
+            <w:r>
+              <w:t xml:space="preserve"> </w:t>
+            </w:r>
+          </w:p>
+          <w:p>
+            <w:pPr>
+              <w:jc w:val="center"/>
+              <w:rPr>
+                <w:i/>
+                <w:iCs/>
+              </w:rPr>
+            </w:pPr>
+            <w:r>
+              <w:rPr>
+                <w:i/>
+                <w:iCs/>
+              </w:rPr>
+              <w:t>(Ký và ghi rõ họ tên)</w:t>
+            </w:r>
+          </w:p>
+          <w:p>
+            <w:pPr>
+              <w:jc w:val="left"/>
+              <w:rPr>
+                <w:i/>
+                <w:iCs/>
+              </w:rPr>
+            </w:pPr>
+          </w:p>
+        </w:tc>
+      </w:tr>
+      <w:tr>
+        <w:trPr>
+          <w:trHeight w:val="1841"/>
+          <w:jc w:val="center"/>
+        </w:trPr>
+        <w:tc>
+          <w:tcPr>
+            <w:tcW w:w="4513" w:type="dxa"/>
+            <w:tcMar>
+              <w:top w:w="100" w:type="dxa"/>
+              <w:left w:w="100" w:type="dxa"/>
+              <w:bottom w:w="100" w:type="dxa"/>
+              <w:right w:w="100" w:type="dxa"/>
+            </w:tcMar>
+          </w:tcPr>
+          <w:p>
+            <w:pPr>
+              <w:spacing w:before="0" w:after="0"/>
+              <w:ind w:right="288" w:firstLine="0"/>
+              <w:jc w:val="center"/>
+              <w:rPr>
+                <w:b/>
+                <w:bCs/>
+              </w:rPr>
+            </w:pPr>
+            <w:r>
+              <w:rPr>
+                <w:i/>
+                <w:iCs/>
+              </w:rPr>
+              <w:t>Ngày … tháng … năm 20…</w:t>
+            </w:r>
+          </w:p>
+          <w:p>
+            <w:pPr>
+              <w:spacing w:before="0" w:after="0"/>
+              <w:ind w:left="266" w:right="38" w:hanging="407"/>
+              <w:jc w:val="center"/>
+              <w:rPr>
+                <w:b/>
+                <w:bCs/>
+              </w:rPr>
+            </w:pPr>
+            <w:r>
+              <w:rPr>
+                <w:b/>
+                <w:bCs/>
+              </w:rPr>
+              <w:t>Xác nhận của cán bộ hướng dẫn tại ĐVHD</w:t>
+            </w:r>
+          </w:p>
+          <w:p>
+            <w:pPr>
+              <w:spacing w:before="0" w:after="0"/>
+              <w:ind w:left="266" w:right="288" w:firstLine="0"/>
+              <w:jc w:val="center"/>
+              <w:rPr>
+                <w:i/>
+                <w:iCs/>
+              </w:rPr>
+            </w:pPr>
+            <w:r>
+              <w:rPr>
+                <w:i/>
+                <w:iCs/>
+              </w:rPr>
+              <w:t xml:space="preserve">Ký tên, ghi rõ họ tên, đóng dấu </w:t>
+            </w:r>
+          </w:p>
+          <w:p>
+            <w:pPr>
+              <w:spacing w:before="0" w:after="0"/>
+              <w:ind w:left="266" w:right="288" w:firstLine="0"/>
+              <w:jc w:val="center"/>
+              <w:rPr>
+                <w:i/>
+                <w:iCs/>
+              </w:rPr>
+            </w:pPr>
+            <w:r>
+              <w:rPr>
+                <w:i/>
+                <w:iCs/>
+              </w:rPr>
+              <w:t>(nếu có)</w:t>
+            </w:r>
+          </w:p>
+        </w:tc>
+        <w:tc>
+          <w:tcPr>
+            <w:tcW w:w="4513" w:type="dxa"/>
+            <w:tcMar>
+              <w:top w:w="100" w:type="dxa"/>
+              <w:left w:w="100" w:type="dxa"/>
+              <w:bottom w:w="100" w:type="dxa"/>
+              <w:right w:w="100" w:type="dxa"/>
+            </w:tcMar>
+          </w:tcPr>
+          <w:p>
+            <w:pPr>
+              <w:spacing w:before="0" w:after="0"/>
+              <w:ind w:right="270" w:firstLine="0"/>
+              <w:jc w:val="center"/>
+              <w:rPr>
+                <w:b/>
+                <w:bCs/>
+              </w:rPr>
+            </w:pPr>
+            <w:r>
+              <w:rPr>
+                <w:i/>
+                <w:iCs/>
+              </w:rPr>
+              <w:t>Ngày … tháng … năm 20…</w:t>
+            </w:r>
+          </w:p>
+          <w:p>
+            <w:pPr>
+              <w:spacing w:before="0" w:after="0"/>
+              <w:ind w:left="255" w:right="-245" w:firstLine="0"/>
+              <w:jc w:val="center"/>
+              <w:rPr>
+                <w:b/>
+                <w:bCs/>
+              </w:rPr>
+            </w:pPr>
+            <w:r>
+              <w:rPr>
+                <w:b/>
+                <w:bCs/>
+              </w:rPr>
+              <w:t>Xác nhận của Giảng viên hướng dẫn</w:t>
+            </w:r>
+          </w:p>
+          <w:p>
+            <w:pPr>
+              <w:spacing w:before="0" w:after="0"/>
+              <w:ind w:left="255" w:right="270" w:firstLine="0"/>
+              <w:jc w:val="center"/>
+              <w:rPr>
+                <w:i/>
+                <w:iCs/>
+              </w:rPr>
+            </w:pPr>
+            <w:r>
+              <w:rPr>
+                <w:i/>
+                <w:iCs/>
+              </w:rPr>
+              <w:t>Ký tên, ghi rõ họ tên</w:t>
+            </w:r>
+          </w:p>
+          <w:p>
+            <w:pPr>
+              <w:spacing w:before="0" w:after="0"/>
+              <w:ind w:left="255" w:right="270" w:firstLine="0"/>
+              <w:jc w:val="center"/>
+              <w:rPr>
+                <w:i/>
+                <w:iCs/>
+              </w:rPr>
+            </w:pPr>
+          </w:p>
+        </w:tc>
+      </w:tr>
+    </w:tbl>
+    <w:p>
+      <w:pPr>
+        <w:spacing w:before="280" w:after="280"/>
+        <w:ind w:firstLine="0"/>
+        <w:sectPr>
+          <w:pgSz w:w="11907" w:h="16839"/>
+          <w:pgMar w:top="709" w:right="1440" w:bottom="1440" w:left="1440" w:header="720" w:footer="720" w:gutter="0"/>
+          <w:cols w:space="720"/>
+        </w:sectPr>
+      </w:pPr>
+    </w:p>
+    <w:p>
+      <w:pPr>
+        <w:pStyle w:val="Heading1"/>
+        <w:jc w:val="center"/>
+        <w:rPr>
+          <w:rFonts w:ascii="Times New Roman" w:hAnsi="Times New Roman" w:cs="Times New Roman"/>
+          <w:b/>
+          <w:bCs/>
+          <w:color w:val="auto"/>
+          <w:sz w:val="26"/>
+          <w:szCs w:val="26"/>
+        </w:rPr>
+      </w:pPr>
+      <w:r>
+        <w:rPr>
+          <w:rFonts w:ascii="Times New Roman" w:hAnsi="Times New Roman" w:cs="Times New Roman"/>
+          <w:b/>
+          <w:bCs/>
+          <w:color w:val="auto"/>
+          <w:sz w:val="26"/>
+          <w:szCs w:val="26"/>
+        </w:rPr>
+        <w:lastRenderedPageBreak/>
+        <w:t>Mẫu TTTN-03</w:t>
+      </w:r>
+    </w:p>
+    <w:p>
+      <w:pPr>
+        <w:spacing w:before="0" w:after="0"/>
+        <w:ind w:firstLine="0"/>
+        <w:jc w:val="center"/>
+        <w:rPr>
+          <w:i/>
+          <w:iCs/>
+        </w:rPr>
+      </w:pPr>
+      <w:r>
+        <w:rPr>
+          <w:i/>
+          <w:iCs/>
+        </w:rPr>
+        <w:t>(Ban hành kèm theo Quy định tổ chức và Đánh giá Thực tập tốt nghiệp</w:t>
+      </w:r>
+    </w:p>
+    <w:p>
+      <w:pPr>
+        <w:spacing w:before="0" w:after="240"/>
+        <w:jc w:val="center"/>
+        <w:rPr>
+          <w:b/>
+          <w:bCs/>
+        </w:rPr>
+      </w:pPr>
+      <w:r>
+        <w:rPr>
+          <w:i/>
+          <w:iCs/>
+        </w:rPr>
+        <w:t>Trường Đại học Xây dựng Hà Nội)</w:t>
+      </w:r>
+    </w:p>
+    <w:p>
+      <w:pPr>
+        <w:spacing w:before="120" w:after="240"/>
+        <w:jc w:val="center"/>
+        <w:rPr>
+          <w:b/>
+          <w:bCs/>
+        </w:rPr>
+      </w:pPr>
+      <w:r>
+        <w:rPr>
+          <w:b/>
+          <w:bCs/>
+        </w:rPr>
+        <w:t>BẢNG THEO DÕI TIẾN ĐỘ THỰC TẬP (PROGRESS SHEET)</w:t>
+      </w:r>
+    </w:p>
+    <w:tbl>
+      <w:tblPr>
+        <w:tblStyle w:val="25"/>
+        <w:tblW w:w="9783" w:type="dxa"/>
+        <w:tblLayout w:type="fixed"/>
+        <w:tblLook w:val="04A0" w:firstRow="1" w:lastRow="0" w:firstColumn="1" w:lastColumn="0" w:noHBand="0" w:noVBand="1"/>
+      </w:tblPr>
+      <w:tblGrid>
+        <w:gridCol w:w="9783"/>
+      </w:tblGrid>
+      <w:tr>
+        <w:tc>
+          <w:tcPr>
+            <w:tcW w:w="9783" w:type="dxa"/>
+          </w:tcPr>
+          <w:p>
+            <w:pPr>
+              <w:spacing w:before="20" w:after="20"/>
+              <w:ind w:firstLine="0"/>
+            </w:pPr>
+            <w:r>
+              <w:t>Họ và tên sinh viên: Nguyễn Xuân Thưởng</w:t>
+            </w:r>
+          </w:p>
+          <w:p>
+            <w:pPr>
+              <w:spacing w:before="20" w:after="20"/>
+              <w:ind w:firstLine="0"/>
+            </w:pPr>
+            <w:r>
+              <w:t>Mã số sinh viên: 0220766</w:t>
+            </w:r>
+          </w:p>
+        </w:tc>
+      </w:tr>
+      <w:tr>
+        <w:tc>
+          <w:tcPr>
+            <w:tcW w:w="9783" w:type="dxa"/>
+          </w:tcPr>
+          <w:p>
+            <w:pPr>
+              <w:spacing w:before="20" w:after="20"/>
+              <w:ind w:firstLine="0"/>
+            </w:pPr>
+            <w:r>
+              <w:t>Ngành/Chuyên ngành: Khoa học Máy Tính</w:t>
+            </w:r>
+          </w:p>
+        </w:tc>
+      </w:tr>
+      <w:tr>
+        <w:tc>
+          <w:tcPr>
+            <w:tcW w:w="9783" w:type="dxa"/>
+          </w:tcPr>
+          <w:p>
+            <w:pPr>
+              <w:spacing w:before="20" w:after="20"/>
+              <w:ind w:firstLine="0"/>
+            </w:pPr>
+            <w:r>
+              <w:t>Khoa/Viện: Công nghệ thông tin</w:t>
+            </w:r>
+          </w:p>
+        </w:tc>
+      </w:tr>
+      <w:tr>
+        <w:trPr>
+          <w:trHeight w:val="353"/>
+        </w:trPr>
+        <w:tc>
+          <w:tcPr>
+            <w:tcW w:w="9783" w:type="dxa"/>
+          </w:tcPr>
+          <w:p>
+            <w:pPr>
+              <w:spacing w:before="20" w:after="20"/>
+              <w:ind w:firstLine="0"/>
+            </w:pPr>
+            <w:r>
+              <w:t>Giảng viên hướng dẫn: Hoàng Nam Thắng</w:t>
+            </w:r>
+          </w:p>
+        </w:tc>
+      </w:tr>
+      <w:tr>
+        <w:tc>
+          <w:tcPr>
+            <w:tcW w:w="9783" w:type="dxa"/>
+          </w:tcPr>
+          <w:p>
+            <w:pPr>
+              <w:spacing w:before="20" w:after="20"/>
+              <w:ind w:firstLine="0"/>
+            </w:pPr>
+            <w:r>
+              <w:t xml:space="preserve">Đơn vị thực tập: </w:t>
+            </w:r>
+            <w:r>
+              <w:t>Công ty Cổ phần Giải pháp Chuyển đổi Số THG</w:t>
+            </w:r>
+            <w:r>
+              <w:t xml:space="preserve"> </w:t>
+            </w:r>
+          </w:p>
+          <w:p>
+            <w:pPr>
+              <w:spacing w:before="20" w:after="20"/>
+              <w:ind w:firstLine="0"/>
+            </w:pPr>
+            <w:r>
+              <w:t xml:space="preserve"> </w:t>
+            </w:r>
+          </w:p>
+          <w:p>
+            <w:pPr>
+              <w:spacing w:before="20" w:after="20"/>
+              <w:ind w:firstLine="0"/>
+            </w:pPr>
+          </w:p>
+          <w:p>
+            <w:pPr>
+              <w:spacing w:before="20" w:after="20"/>
+              <w:ind w:firstLine="0"/>
+            </w:pPr>
+          </w:p>
+        </w:tc>
+      </w:tr>
+    </w:tbl>
+    <w:tbl>
+      <w:tblPr>
+        <w:tblW w:w="9344" w:type="dxa"/>
+        <w:jc w:val="center"/>
+        <w:tblCellMar>
+          <w:top w:w="15" w:type="dxa"/>
+          <w:left w:w="15" w:type="dxa"/>
+          <w:bottom w:w="15" w:type="dxa"/>
+          <w:right w:w="15" w:type="dxa"/>
+        </w:tblCellMar>
+        <w:tblLook w:val="04A0" w:firstRow="1" w:lastRow="0" w:firstColumn="1" w:lastColumn="0" w:noHBand="0" w:noVBand="1"/>
+      </w:tblPr>
+      <w:tblGrid>
+        <w:gridCol w:w="1126"/>
+        <w:gridCol w:w="2803"/>
+        <w:gridCol w:w="2115"/>
+        <w:gridCol w:w="1394"/>
+        <w:gridCol w:w="1906"/>
+      </w:tblGrid>
+      <w:tr>
+        <w:trPr>
+          <w:trHeight w:val="855"/>
+          <w:jc w:val="center"/>
+        </w:trPr>
+        <w:tc>
+          <w:tcPr>
+            <w:tcW w:w="0" w:type="auto"/>
+            <w:tcBorders>
+              <w:top w:val="single" w:sz="6" w:space="0" w:color="000000"/>
+              <w:left w:val="single" w:sz="6" w:space="0" w:color="000000"/>
+              <w:bottom w:val="single" w:sz="6" w:space="0" w:color="000000"/>
+              <w:right w:val="single" w:sz="6" w:space="0" w:color="000000"/>
+            </w:tcBorders>
+            <w:tcMar>
+              <w:top w:w="0" w:type="dxa"/>
+              <w:left w:w="120" w:type="dxa"/>
+              <w:bottom w:w="0" w:type="dxa"/>
+              <w:right w:w="120" w:type="dxa"/>
+            </w:tcMar>
+            <w:vAlign w:val="center"/>
+            <w:hideMark/>
+          </w:tcPr>
+          <w:p>
+            <w:r>
+              <w:t>Tuần</w:t>
+            </w:r>
+          </w:p>
+        </w:tc>
+        <w:tc>
+          <w:tcPr>
+            <w:tcW w:w="0" w:type="auto"/>
+            <w:tcBorders>
+              <w:top w:val="single" w:sz="6" w:space="0" w:color="000000"/>
+              <w:left w:val="single" w:sz="6" w:space="0" w:color="000000"/>
+              <w:bottom w:val="single" w:sz="6" w:space="0" w:color="000000"/>
+              <w:right w:val="single" w:sz="6" w:space="0" w:color="000000"/>
+            </w:tcBorders>
+            <w:tcMar>
+              <w:top w:w="0" w:type="dxa"/>
+              <w:left w:w="120" w:type="dxa"/>
+              <w:bottom w:w="0" w:type="dxa"/>
+              <w:right w:w="120" w:type="dxa"/>
+            </w:tcMar>
+            <w:vAlign w:val="center"/>
+            <w:hideMark/>
+          </w:tcPr>
+          <w:p>
+            <w:r>
+              <w:t>Công việc được giao</w:t>
+            </w:r>
+          </w:p>
+        </w:tc>
+        <w:tc>
+          <w:tcPr>
+            <w:tcW w:w="0" w:type="auto"/>
+            <w:tcBorders>
+              <w:top w:val="single" w:sz="6" w:space="0" w:color="000000"/>
+              <w:left w:val="single" w:sz="6" w:space="0" w:color="000000"/>
+              <w:bottom w:val="single" w:sz="6" w:space="0" w:color="000000"/>
+              <w:right w:val="single" w:sz="6" w:space="0" w:color="000000"/>
+            </w:tcBorders>
+            <w:tcMar>
+              <w:top w:w="0" w:type="dxa"/>
+              <w:left w:w="120" w:type="dxa"/>
+              <w:bottom w:w="0" w:type="dxa"/>
+              <w:right w:w="120" w:type="dxa"/>
+            </w:tcMar>
+            <w:vAlign w:val="center"/>
+            <w:hideMark/>
+          </w:tcPr>
+          <w:p>
+            <w:r>
+              <w:t>Kết quả thực hiện</w:t>
+            </w:r>
+          </w:p>
+        </w:tc>
+        <w:tc>
+          <w:tcPr>
+            <w:tcW w:w="0" w:type="auto"/>
+            <w:tcBorders>
+              <w:top w:val="single" w:sz="6" w:space="0" w:color="000000"/>
+              <w:left w:val="single" w:sz="6" w:space="0" w:color="000000"/>
+              <w:bottom w:val="single" w:sz="6" w:space="0" w:color="000000"/>
+              <w:right w:val="single" w:sz="6" w:space="0" w:color="000000"/>
+            </w:tcBorders>
+            <w:tcMar>
+              <w:top w:w="0" w:type="dxa"/>
+              <w:left w:w="120" w:type="dxa"/>
+              <w:bottom w:w="0" w:type="dxa"/>
+              <w:right w:w="120" w:type="dxa"/>
+            </w:tcMar>
+            <w:vAlign w:val="center"/>
+            <w:hideMark/>
+          </w:tcPr>
+          <w:p>
+            <w:r>
+              <w:t>Mức độ hoàn thành (%)</w:t>
+            </w:r>
+          </w:p>
+        </w:tc>
+        <w:tc>
+          <w:tcPr>
+            <w:tcW w:w="0" w:type="auto"/>
+            <w:tcBorders>
+              <w:top w:val="single" w:sz="6" w:space="0" w:color="000000"/>
+              <w:left w:val="single" w:sz="6" w:space="0" w:color="000000"/>
+              <w:bottom w:val="single" w:sz="6" w:space="0" w:color="000000"/>
+              <w:right w:val="single" w:sz="6" w:space="0" w:color="000000"/>
+            </w:tcBorders>
+            <w:tcMar>
+              <w:top w:w="0" w:type="dxa"/>
+              <w:left w:w="120" w:type="dxa"/>
+              <w:bottom w:w="0" w:type="dxa"/>
+              <w:right w:w="120" w:type="dxa"/>
+            </w:tcMar>
+            <w:vAlign w:val="center"/>
+            <w:hideMark/>
+          </w:tcPr>
+          <w:p>
+            <w:r>
+              <w:t>Xác nhận của ĐVHD</w:t>
+            </w:r>
+          </w:p>
+        </w:tc>
+      </w:tr>
+      <w:tr>
+        <w:trPr>
+          <w:trHeight w:val="555"/>
+          <w:jc w:val="center"/>
+        </w:trPr>
+        <w:tc>
+          <w:tcPr>
+            <w:tcW w:w="0" w:type="auto"/>
+            <w:tcBorders>
+              <w:top w:val="single" w:sz="6" w:space="0" w:color="000000"/>
+              <w:left w:val="single" w:sz="6" w:space="0" w:color="000000"/>
+              <w:bottom w:val="single" w:sz="6" w:space="0" w:color="000000"/>
+              <w:right w:val="single" w:sz="6" w:space="0" w:color="000000"/>
+            </w:tcBorders>
+            <w:tcMar>
+              <w:top w:w="0" w:type="dxa"/>
+              <w:left w:w="120" w:type="dxa"/>
+              <w:bottom w:w="0" w:type="dxa"/>
+              <w:right w:w="120" w:type="dxa"/>
+            </w:tcMar>
+            <w:vAlign w:val="center"/>
+            <w:hideMark/>
+          </w:tcPr>
+          <w:p>
+            <w:pPr>
+              <w:jc w:val="center"/>
+            </w:pPr>
+            <w:r>
+              <w:t>1</w:t>
+            </w:r>
+          </w:p>
+        </w:tc>
+        <w:tc>
+          <w:tcPr>
+            <w:tcW w:w="0" w:type="auto"/>
+            <w:tcBorders>
+              <w:top w:val="single" w:sz="6" w:space="0" w:color="000000"/>
+              <w:left w:val="single" w:sz="6" w:space="0" w:color="000000"/>
+              <w:bottom w:val="single" w:sz="6" w:space="0" w:color="000000"/>
+              <w:right w:val="single" w:sz="6" w:space="0" w:color="000000"/>
+            </w:tcBorders>
+            <w:tcMar>
+              <w:top w:w="0" w:type="dxa"/>
+              <w:left w:w="120" w:type="dxa"/>
+              <w:bottom w:w="0" w:type="dxa"/>
+              <w:right w:w="120" w:type="dxa"/>
+            </w:tcMar>
+            <w:hideMark/>
+          </w:tcPr>
+          <w:p>
+            <w:r>
+              <w:t>- Tìm hiểu tổng quan về đơn vị thực tập: quy mô, cơ cấu tổ chức, các vị trí việc làm.</w:t>
+            </w:r>
+          </w:p>
+          <w:p>
+            <w:r>
+              <w:t>- Xác định vị trí thực tập được giao và làm quen với nhóm làm việc.</w:t>
+            </w:r>
+          </w:p>
+          <w:p>
+            <w:r>
+              <w:t>- Tìm hiểu quy trình phối hợp, giao tiếp trong nhóm.</w:t>
+            </w:r>
+          </w:p>
+        </w:tc>
+        <w:tc>
+          <w:tcPr>
+            <w:tcW w:w="0" w:type="auto"/>
+            <w:tcBorders>
+              <w:top w:val="single" w:sz="6" w:space="0" w:color="000000"/>
+              <w:left w:val="single" w:sz="6" w:space="0" w:color="000000"/>
+              <w:bottom w:val="single" w:sz="6" w:space="0" w:color="000000"/>
+              <w:right w:val="single" w:sz="6" w:space="0" w:color="000000"/>
+            </w:tcBorders>
+            <w:tcMar>
+              <w:top w:w="0" w:type="dxa"/>
+              <w:left w:w="120" w:type="dxa"/>
+              <w:bottom w:w="0" w:type="dxa"/>
+              <w:right w:w="120" w:type="dxa"/>
+            </w:tcMar>
+            <w:hideMark/>
+          </w:tcPr>
+          <w:p>
+            <w:r>
+              <w:t>- Nắm rõ thông tin tổng quan, quy mô và sơ đồ tổ chức của doanh nghiệp.</w:t>
+            </w:r>
+          </w:p>
+          <w:p>
+            <w:r>
+              <w:t>- Xác định chính xác vai trò và vị trí của bản thân trong nhóm.</w:t>
+            </w:r>
+          </w:p>
+          <w:p>
+            <w:r>
+              <w:t>- Nắm vững quy trình vận hành và thích nghi với văn hóa phối hợp nhóm.</w:t>
+            </w:r>
+          </w:p>
+        </w:tc>
+        <w:tc>
+          <w:tcPr>
+            <w:tcW w:w="0" w:type="auto"/>
+            <w:tcBorders>
+              <w:top w:val="single" w:sz="6" w:space="0" w:color="000000"/>
+              <w:left w:val="single" w:sz="6" w:space="0" w:color="000000"/>
+              <w:bottom w:val="single" w:sz="6" w:space="0" w:color="000000"/>
+              <w:right w:val="single" w:sz="6" w:space="0" w:color="000000"/>
+            </w:tcBorders>
+            <w:tcMar>
+              <w:top w:w="0" w:type="dxa"/>
+              <w:left w:w="120" w:type="dxa"/>
+              <w:bottom w:w="0" w:type="dxa"/>
+              <w:right w:w="120" w:type="dxa"/>
+            </w:tcMar>
+            <w:vAlign w:val="center"/>
+            <w:hideMark/>
+          </w:tcPr>
+          <w:p>
+            <w:pPr>
+              <w:jc w:val="center"/>
+            </w:pPr>
+            <w:r>
+              <w:t>100%</w:t>
+            </w:r>
+          </w:p>
+        </w:tc>
+        <w:tc>
+          <w:tcPr>
+            <w:tcW w:w="0" w:type="auto"/>
+            <w:tcBorders>
+              <w:top w:val="single" w:sz="6" w:space="0" w:color="000000"/>
+              <w:left w:val="single" w:sz="6" w:space="0" w:color="000000"/>
+              <w:bottom w:val="single" w:sz="6" w:space="0" w:color="000000"/>
+              <w:right w:val="single" w:sz="6" w:space="0" w:color="000000"/>
+            </w:tcBorders>
+            <w:tcMar>
+              <w:top w:w="0" w:type="dxa"/>
+              <w:left w:w="120" w:type="dxa"/>
+              <w:bottom w:w="0" w:type="dxa"/>
+              <w:right w:w="120" w:type="dxa"/>
+            </w:tcMar>
+            <w:vAlign w:val="center"/>
+            <w:hideMark/>
+          </w:tcPr>
+          <w:p>
+            <w:r>
+              <w:t>Đã kiểm tra và xác nhận hoàn thành nội dung công việc trong tuần.</w:t>
+            </w:r>
+          </w:p>
+        </w:tc>
+      </w:tr>
+      <w:tr>
+        <w:trPr>
+          <w:trHeight w:val="555"/>
+          <w:jc w:val="center"/>
+        </w:trPr>
+        <w:tc>
+          <w:tcPr>
+            <w:tcW w:w="0" w:type="auto"/>
+            <w:tcBorders>
+              <w:top w:val="single" w:sz="6" w:space="0" w:color="000000"/>
+              <w:left w:val="single" w:sz="6" w:space="0" w:color="000000"/>
+              <w:bottom w:val="single" w:sz="6" w:space="0" w:color="000000"/>
+              <w:right w:val="single" w:sz="6" w:space="0" w:color="000000"/>
+            </w:tcBorders>
+            <w:tcMar>
+              <w:top w:w="0" w:type="dxa"/>
+              <w:left w:w="120" w:type="dxa"/>
+              <w:bottom w:w="0" w:type="dxa"/>
+              <w:right w:w="120" w:type="dxa"/>
+            </w:tcMar>
+            <w:vAlign w:val="center"/>
+            <w:hideMark/>
+          </w:tcPr>
+          <w:p>
+            <w:pPr>
+              <w:jc w:val="center"/>
+            </w:pPr>
+            <w:r>
+              <w:t>2</w:t>
+            </w:r>
+          </w:p>
+        </w:tc>
+        <w:tc>
+          <w:tcPr>
+            <w:tcW w:w="0" w:type="auto"/>
+            <w:tcBorders>
+              <w:top w:val="single" w:sz="6" w:space="0" w:color="000000"/>
+              <w:left w:val="single" w:sz="6" w:space="0" w:color="000000"/>
+              <w:bottom w:val="single" w:sz="6" w:space="0" w:color="000000"/>
+              <w:right w:val="single" w:sz="6" w:space="0" w:color="000000"/>
+            </w:tcBorders>
+            <w:tcMar>
+              <w:top w:w="0" w:type="dxa"/>
+              <w:left w:w="120" w:type="dxa"/>
+              <w:bottom w:w="0" w:type="dxa"/>
+              <w:right w:w="120" w:type="dxa"/>
+            </w:tcMar>
+            <w:hideMark/>
+          </w:tcPr>
+          <w:p>
+            <w:r>
+              <w:t>- Tìm hiểu chi tiết các công việc cần thực hiện trong kỳ thực tập.</w:t>
+            </w:r>
+          </w:p>
+          <w:p>
+            <w:r>
+              <w:t>- Nghiên cứu các công nghệ chủ chốt sẽ sử dụng trong dự án.</w:t>
+            </w:r>
+          </w:p>
+          <w:p>
+            <w:r>
+              <w:lastRenderedPageBreak/>
+              <w:t>- Xác định lộ trình triển khai công việc trong suốt kỳ thực tập.</w:t>
+            </w:r>
+          </w:p>
+        </w:tc>
+        <w:tc>
+          <w:tcPr>
+            <w:tcW w:w="0" w:type="auto"/>
+            <w:tcBorders>
+              <w:top w:val="single" w:sz="6" w:space="0" w:color="000000"/>
+              <w:left w:val="single" w:sz="6" w:space="0" w:color="000000"/>
+              <w:bottom w:val="single" w:sz="6" w:space="0" w:color="000000"/>
+              <w:right w:val="single" w:sz="6" w:space="0" w:color="000000"/>
+            </w:tcBorders>
+            <w:tcMar>
+              <w:top w:w="0" w:type="dxa"/>
+              <w:left w:w="120" w:type="dxa"/>
+              <w:bottom w:w="0" w:type="dxa"/>
+              <w:right w:w="120" w:type="dxa"/>
+            </w:tcMar>
+            <w:hideMark/>
+          </w:tcPr>
+          <w:p>
+            <w:r>
+              <w:lastRenderedPageBreak/>
+              <w:t>- Nắm vững danh mục các nhiệm vụ cụ thể và lộ trình triển khai.</w:t>
+            </w:r>
+          </w:p>
+          <w:p>
+            <w:r>
+              <w:t xml:space="preserve">- Hiểu rõ mục đích, cách vận </w:t>
+            </w:r>
+            <w:r>
+              <w:lastRenderedPageBreak/>
+              <w:t>hành của các công nghệ sẽ sử dụng.</w:t>
+            </w:r>
+          </w:p>
+          <w:p>
+            <w:r>
+              <w:t>- Có khả năng áp dụng các công nghệ vào giải quyết bài toán thực tế.</w:t>
+            </w:r>
+          </w:p>
+        </w:tc>
+        <w:tc>
+          <w:tcPr>
+            <w:tcW w:w="0" w:type="auto"/>
+            <w:tcBorders>
+              <w:top w:val="single" w:sz="6" w:space="0" w:color="000000"/>
+              <w:left w:val="single" w:sz="6" w:space="0" w:color="000000"/>
+              <w:bottom w:val="single" w:sz="6" w:space="0" w:color="000000"/>
+              <w:right w:val="single" w:sz="6" w:space="0" w:color="000000"/>
+            </w:tcBorders>
+            <w:tcMar>
+              <w:top w:w="0" w:type="dxa"/>
+              <w:left w:w="120" w:type="dxa"/>
+              <w:bottom w:w="0" w:type="dxa"/>
+              <w:right w:w="120" w:type="dxa"/>
+            </w:tcMar>
+            <w:vAlign w:val="center"/>
+            <w:hideMark/>
+          </w:tcPr>
+          <w:p>
+            <w:pPr>
+              <w:jc w:val="center"/>
+            </w:pPr>
+            <w:r>
+              <w:lastRenderedPageBreak/>
+              <w:t>100%</w:t>
+            </w:r>
+          </w:p>
+        </w:tc>
+        <w:tc>
+          <w:tcPr>
+            <w:tcW w:w="0" w:type="auto"/>
+            <w:tcBorders>
+              <w:top w:val="single" w:sz="6" w:space="0" w:color="000000"/>
+              <w:left w:val="single" w:sz="6" w:space="0" w:color="000000"/>
+              <w:bottom w:val="single" w:sz="6" w:space="0" w:color="000000"/>
+              <w:right w:val="single" w:sz="6" w:space="0" w:color="000000"/>
+            </w:tcBorders>
+            <w:tcMar>
+              <w:top w:w="0" w:type="dxa"/>
+              <w:left w:w="120" w:type="dxa"/>
+              <w:bottom w:w="0" w:type="dxa"/>
+              <w:right w:w="120" w:type="dxa"/>
+            </w:tcMar>
+            <w:vAlign w:val="center"/>
+            <w:hideMark/>
+          </w:tcPr>
+          <w:p>
+            <w:r>
+              <w:t>Đã kiểm tra và xác nhận hoàn thành nội dung công việc trong tuần.</w:t>
+            </w:r>
+          </w:p>
+        </w:tc>
+      </w:tr>
+      <w:tr>
+        <w:trPr>
+          <w:trHeight w:val="555"/>
+          <w:jc w:val="center"/>
+        </w:trPr>
+        <w:tc>
+          <w:tcPr>
+            <w:tcW w:w="0" w:type="auto"/>
+            <w:tcBorders>
+              <w:top w:val="single" w:sz="6" w:space="0" w:color="000000"/>
+              <w:left w:val="single" w:sz="6" w:space="0" w:color="000000"/>
+              <w:bottom w:val="single" w:sz="6" w:space="0" w:color="000000"/>
+              <w:right w:val="single" w:sz="6" w:space="0" w:color="000000"/>
+            </w:tcBorders>
+            <w:tcMar>
+              <w:top w:w="0" w:type="dxa"/>
+              <w:left w:w="120" w:type="dxa"/>
+              <w:bottom w:w="0" w:type="dxa"/>
+              <w:right w:w="120" w:type="dxa"/>
+            </w:tcMar>
+            <w:vAlign w:val="center"/>
+            <w:hideMark/>
+          </w:tcPr>
+          <w:p>
+            <w:pPr>
+              <w:jc w:val="center"/>
+            </w:pPr>
+            <w:r>
+              <w:t>3</w:t>
+            </w:r>
+          </w:p>
+        </w:tc>
+        <w:tc>
+          <w:tcPr>
+            <w:tcW w:w="0" w:type="auto"/>
+            <w:tcBorders>
+              <w:top w:val="single" w:sz="6" w:space="0" w:color="000000"/>
+              <w:left w:val="single" w:sz="6" w:space="0" w:color="000000"/>
+              <w:bottom w:val="single" w:sz="6" w:space="0" w:color="000000"/>
+              <w:right w:val="single" w:sz="6" w:space="0" w:color="000000"/>
+            </w:tcBorders>
+            <w:tcMar>
+              <w:top w:w="0" w:type="dxa"/>
+              <w:left w:w="120" w:type="dxa"/>
+              <w:bottom w:w="0" w:type="dxa"/>
+              <w:right w:w="120" w:type="dxa"/>
+            </w:tcMar>
+            <w:hideMark/>
+          </w:tcPr>
+          <w:p>
+            <w:r>
+              <w:t>- Nhận chức năng/nhiệm vụ cụ thể từ mentor/trưởng nhóm.</w:t>
+            </w:r>
+          </w:p>
+          <w:p>
+            <w:r>
+              <w:t>- Xác định mục tiêu, phạm vi và các yêu cầu kỹ thuật của nhiệm vụ.</w:t>
+            </w:r>
+          </w:p>
+          <w:p>
+            <w:r>
+              <w:t>- Lên kế hoạch và lộ trình triển khai chi tiết.</w:t>
+            </w:r>
+          </w:p>
+        </w:tc>
+        <w:tc>
+          <w:tcPr>
+            <w:tcW w:w="0" w:type="auto"/>
+            <w:tcBorders>
+              <w:top w:val="single" w:sz="6" w:space="0" w:color="000000"/>
+              <w:left w:val="single" w:sz="6" w:space="0" w:color="000000"/>
+              <w:bottom w:val="single" w:sz="6" w:space="0" w:color="000000"/>
+              <w:right w:val="single" w:sz="6" w:space="0" w:color="000000"/>
+            </w:tcBorders>
+            <w:tcMar>
+              <w:top w:w="0" w:type="dxa"/>
+              <w:left w:w="120" w:type="dxa"/>
+              <w:bottom w:w="0" w:type="dxa"/>
+              <w:right w:w="120" w:type="dxa"/>
+            </w:tcMar>
+            <w:hideMark/>
+          </w:tcPr>
+          <w:p>
+            <w:r>
+              <w:t>- Xác định rõ vai trò, phạm vi công việc và lộ trình triển khai.</w:t>
+            </w:r>
+          </w:p>
+          <w:p>
+            <w:r>
+              <w:t>- Làm chủ các công nghệ cần thiết để thực hiện nhiệm vụ.</w:t>
+            </w:r>
+          </w:p>
+          <w:p>
+            <w:r>
+              <w:t>- Đảm bảo hoàn thành đúng tiến độ và tiêu chuẩn kỹ thuật của đơn vị.</w:t>
+            </w:r>
+          </w:p>
+        </w:tc>
+        <w:tc>
+          <w:tcPr>
+            <w:tcW w:w="0" w:type="auto"/>
+            <w:tcBorders>
+              <w:top w:val="single" w:sz="6" w:space="0" w:color="000000"/>
+              <w:left w:val="single" w:sz="6" w:space="0" w:color="000000"/>
+              <w:bottom w:val="single" w:sz="6" w:space="0" w:color="000000"/>
+              <w:right w:val="single" w:sz="6" w:space="0" w:color="000000"/>
+            </w:tcBorders>
+            <w:tcMar>
+              <w:top w:w="0" w:type="dxa"/>
+              <w:left w:w="120" w:type="dxa"/>
+              <w:bottom w:w="0" w:type="dxa"/>
+              <w:right w:w="120" w:type="dxa"/>
+            </w:tcMar>
+            <w:vAlign w:val="center"/>
+            <w:hideMark/>
+          </w:tcPr>
+          <w:p>
+            <w:pPr>
+              <w:jc w:val="center"/>
+            </w:pPr>
+            <w:r>
+              <w:t>100%</w:t>
+            </w:r>
+          </w:p>
+        </w:tc>
+        <w:tc>
+          <w:tcPr>
+            <w:tcW w:w="0" w:type="auto"/>
+            <w:tcBorders>
+              <w:top w:val="single" w:sz="6" w:space="0" w:color="000000"/>
+              <w:left w:val="single" w:sz="6" w:space="0" w:color="000000"/>
+              <w:bottom w:val="single" w:sz="6" w:space="0" w:color="000000"/>
+              <w:right w:val="single" w:sz="6" w:space="0" w:color="000000"/>
+            </w:tcBorders>
+            <w:tcMar>
+              <w:top w:w="0" w:type="dxa"/>
+              <w:left w:w="120" w:type="dxa"/>
+              <w:bottom w:w="0" w:type="dxa"/>
+              <w:right w:w="120" w:type="dxa"/>
+            </w:tcMar>
+            <w:vAlign w:val="center"/>
+            <w:hideMark/>
+          </w:tcPr>
+          <w:p>
+            <w:r>
+              <w:t>Đã kiểm tra và xác nhận hoàn thành nội dung công việc trong tuần.</w:t>
+            </w:r>
+          </w:p>
+        </w:tc>
+      </w:tr>
+      <w:tr>
+        <w:trPr>
+          <w:trHeight w:val="555"/>
+          <w:jc w:val="center"/>
+        </w:trPr>
+        <w:tc>
+          <w:tcPr>
+            <w:tcW w:w="0" w:type="auto"/>
+            <w:tcBorders>
+              <w:top w:val="single" w:sz="6" w:space="0" w:color="000000"/>
+              <w:left w:val="single" w:sz="6" w:space="0" w:color="000000"/>
+              <w:bottom w:val="single" w:sz="6" w:space="0" w:color="000000"/>
+              <w:right w:val="single" w:sz="6" w:space="0" w:color="000000"/>
+            </w:tcBorders>
+            <w:tcMar>
+              <w:top w:w="0" w:type="dxa"/>
+              <w:left w:w="120" w:type="dxa"/>
+              <w:bottom w:w="0" w:type="dxa"/>
+              <w:right w:w="120" w:type="dxa"/>
+            </w:tcMar>
+            <w:vAlign w:val="center"/>
+            <w:hideMark/>
+          </w:tcPr>
+          <w:p>
+            <w:pPr>
+              <w:jc w:val="center"/>
+            </w:pPr>
+            <w:r>
+              <w:t>4</w:t>
+            </w:r>
+          </w:p>
+        </w:tc>
+        <w:tc>
+          <w:tcPr>
+            <w:tcW w:w="0" w:type="auto"/>
+            <w:tcBorders>
+              <w:top w:val="single" w:sz="6" w:space="0" w:color="000000"/>
+              <w:left w:val="single" w:sz="6" w:space="0" w:color="000000"/>
+              <w:bottom w:val="single" w:sz="6" w:space="0" w:color="000000"/>
+              <w:right w:val="single" w:sz="6" w:space="0" w:color="000000"/>
+            </w:tcBorders>
+            <w:tcMar>
+              <w:top w:w="0" w:type="dxa"/>
+              <w:left w:w="120" w:type="dxa"/>
+              <w:bottom w:w="0" w:type="dxa"/>
+              <w:right w:w="120" w:type="dxa"/>
+            </w:tcMar>
+            <w:hideMark/>
+          </w:tcPr>
+          <w:p>
+            <w:r>
+              <w:t xml:space="preserve">- </w:t>
+            </w:r>
+            <w:r>
+              <w:t xml:space="preserve"> </w:t>
+            </w:r>
+            <w:r>
+              <w:t>Phân tích chi tiết các yêu cầu nghiệp vụ của chức năng được giao.</w:t>
+            </w:r>
+          </w:p>
+          <w:p>
+            <w:r>
+              <w:t xml:space="preserve">- </w:t>
+            </w:r>
+            <w:r>
+              <w:t xml:space="preserve"> Thiết kế luồng dữ liệu và logic xử lý.</w:t>
+            </w:r>
+          </w:p>
+          <w:p>
+            <w:r>
+              <w:t>- Lập kế hoạch triển khai cụ thể, xác định các use cases.</w:t>
+            </w:r>
+          </w:p>
+        </w:tc>
+        <w:tc>
+          <w:tcPr>
+            <w:tcW w:w="0" w:type="auto"/>
+            <w:tcBorders>
+              <w:top w:val="single" w:sz="6" w:space="0" w:color="000000"/>
+              <w:left w:val="single" w:sz="6" w:space="0" w:color="000000"/>
+              <w:bottom w:val="single" w:sz="6" w:space="0" w:color="000000"/>
+              <w:right w:val="single" w:sz="6" w:space="0" w:color="000000"/>
+            </w:tcBorders>
+            <w:tcMar>
+              <w:top w:w="0" w:type="dxa"/>
+              <w:left w:w="120" w:type="dxa"/>
+              <w:bottom w:w="0" w:type="dxa"/>
+              <w:right w:w="120" w:type="dxa"/>
+            </w:tcMar>
+            <w:hideMark/>
+          </w:tcPr>
+          <w:p>
+            <w:r>
+              <w:t>- Hiểu rõ cấu trúc và cách vận hành của chức năng.</w:t>
+            </w:r>
+          </w:p>
+          <w:p>
+            <w:r>
+              <w:t>- Xác định đầy đủ các trường hợp sử dụng (use cases).</w:t>
+            </w:r>
+          </w:p>
+          <w:p>
+            <w:r>
+              <w:t>- Đảm bảo phương án kỹ thuật khả thi và đúng yêu cầu nghiệp vụ.</w:t>
+            </w:r>
+          </w:p>
+        </w:tc>
+        <w:tc>
+          <w:tcPr>
+            <w:tcW w:w="0" w:type="auto"/>
+            <w:tcBorders>
+              <w:top w:val="single" w:sz="6" w:space="0" w:color="000000"/>
+              <w:left w:val="single" w:sz="6" w:space="0" w:color="000000"/>
+              <w:bottom w:val="single" w:sz="6" w:space="0" w:color="000000"/>
+              <w:right w:val="single" w:sz="6" w:space="0" w:color="000000"/>
+            </w:tcBorders>
+            <w:tcMar>
+              <w:top w:w="0" w:type="dxa"/>
+              <w:left w:w="120" w:type="dxa"/>
+              <w:bottom w:w="0" w:type="dxa"/>
+              <w:right w:w="120" w:type="dxa"/>
+            </w:tcMar>
+            <w:vAlign w:val="center"/>
+            <w:hideMark/>
+          </w:tcPr>
+          <w:p>
+            <w:pPr>
+              <w:jc w:val="center"/>
+            </w:pPr>
+            <w:r>
+              <w:t>100%</w:t>
+            </w:r>
+          </w:p>
+        </w:tc>
+        <w:tc>
+          <w:tcPr>
+            <w:tcW w:w="0" w:type="auto"/>
+            <w:tcBorders>
+              <w:top w:val="single" w:sz="6" w:space="0" w:color="000000"/>
+              <w:left w:val="single" w:sz="6" w:space="0" w:color="000000"/>
+              <w:bottom w:val="single" w:sz="6" w:space="0" w:color="000000"/>
+              <w:right w:val="single" w:sz="6" w:space="0" w:color="000000"/>
+            </w:tcBorders>
+            <w:tcMar>
+              <w:top w:w="0" w:type="dxa"/>
+              <w:left w:w="120" w:type="dxa"/>
+              <w:bottom w:w="0" w:type="dxa"/>
+              <w:right w:w="120" w:type="dxa"/>
+            </w:tcMar>
+            <w:vAlign w:val="center"/>
+            <w:hideMark/>
+          </w:tcPr>
+          <w:p>
+            <w:r>
+              <w:t>Đã kiểm tra và xác nhận hoàn thành nội dung công việc trong tuần.</w:t>
+            </w:r>
+          </w:p>
+        </w:tc>
+      </w:tr>
+      <w:tr>
+        <w:trPr>
+          <w:trHeight w:val="555"/>
+          <w:jc w:val="center"/>
+        </w:trPr>
+        <w:tc>
+          <w:tcPr>
+            <w:tcW w:w="0" w:type="auto"/>
+            <w:tcBorders>
+              <w:top w:val="single" w:sz="6" w:space="0" w:color="000000"/>
+              <w:left w:val="single" w:sz="6" w:space="0" w:color="000000"/>
+              <w:bottom w:val="single" w:sz="6" w:space="0" w:color="000000"/>
+              <w:right w:val="single" w:sz="6" w:space="0" w:color="000000"/>
+            </w:tcBorders>
+            <w:tcMar>
+              <w:top w:w="0" w:type="dxa"/>
+              <w:left w:w="120" w:type="dxa"/>
+              <w:bottom w:w="0" w:type="dxa"/>
+              <w:right w:w="120" w:type="dxa"/>
+            </w:tcMar>
+            <w:vAlign w:val="center"/>
+            <w:hideMark/>
+          </w:tcPr>
+          <w:p>
+            <w:pPr>
+              <w:jc w:val="center"/>
+            </w:pPr>
+            <w:r>
+              <w:t>5 - 7</w:t>
+            </w:r>
+          </w:p>
+        </w:tc>
+        <w:tc>
+          <w:tcPr>
+            <w:tcW w:w="0" w:type="auto"/>
+            <w:tcBorders>
+              <w:top w:val="single" w:sz="6" w:space="0" w:color="000000"/>
+              <w:left w:val="single" w:sz="6" w:space="0" w:color="000000"/>
+              <w:bottom w:val="single" w:sz="6" w:space="0" w:color="000000"/>
+              <w:right w:val="single" w:sz="6" w:space="0" w:color="000000"/>
+            </w:tcBorders>
+            <w:tcMar>
+              <w:top w:w="0" w:type="dxa"/>
+              <w:left w:w="120" w:type="dxa"/>
+              <w:bottom w:w="0" w:type="dxa"/>
+              <w:right w:w="120" w:type="dxa"/>
+            </w:tcMar>
+            <w:hideMark/>
+          </w:tcPr>
+          <w:p>
+            <w:r>
+              <w:t>- Trực tiếp lập trình và cấu hình các chức năng đã phân tích.</w:t>
+            </w:r>
+          </w:p>
+          <w:p>
+            <w:r>
+              <w:t>- Triển khai theo đúng logic nghiệp vụ và tiêu chuẩn kỹ thuật.</w:t>
+            </w:r>
+          </w:p>
+          <w:p>
+            <w:r>
+              <w:lastRenderedPageBreak/>
+              <w:t>- Phối hợp xử lý lỗi phát sinh và tối ưu hóa mã nguồn.</w:t>
+            </w:r>
+          </w:p>
+        </w:tc>
+        <w:tc>
+          <w:tcPr>
+            <w:tcW w:w="0" w:type="auto"/>
+            <w:tcBorders>
+              <w:top w:val="single" w:sz="6" w:space="0" w:color="000000"/>
+              <w:left w:val="single" w:sz="6" w:space="0" w:color="000000"/>
+              <w:bottom w:val="single" w:sz="6" w:space="0" w:color="000000"/>
+              <w:right w:val="single" w:sz="6" w:space="0" w:color="000000"/>
+            </w:tcBorders>
+            <w:tcMar>
+              <w:top w:w="0" w:type="dxa"/>
+              <w:left w:w="120" w:type="dxa"/>
+              <w:bottom w:w="0" w:type="dxa"/>
+              <w:right w:w="120" w:type="dxa"/>
+            </w:tcMar>
+            <w:hideMark/>
+          </w:tcPr>
+          <w:p>
+            <w:r>
+              <w:lastRenderedPageBreak/>
+              <w:t>- Hoàn thành các tính năng đúng logic nghiệp vụ.</w:t>
+            </w:r>
+          </w:p>
+          <w:p>
+            <w:r>
+              <w:t xml:space="preserve">- Code chạy ổn định, đáp ứng tiêu </w:t>
+            </w:r>
+            <w:r>
+              <w:lastRenderedPageBreak/>
+              <w:t>chuẩn kỹ thuật của dự án.</w:t>
+            </w:r>
+          </w:p>
+          <w:p>
+            <w:r>
+              <w:t>- Hoàn thành đúng deadline được giao.</w:t>
+            </w:r>
+          </w:p>
+        </w:tc>
+        <w:tc>
+          <w:tcPr>
+            <w:tcW w:w="0" w:type="auto"/>
+            <w:tcBorders>
+              <w:top w:val="single" w:sz="6" w:space="0" w:color="000000"/>
+              <w:left w:val="single" w:sz="6" w:space="0" w:color="000000"/>
+              <w:bottom w:val="single" w:sz="6" w:space="0" w:color="000000"/>
+              <w:right w:val="single" w:sz="6" w:space="0" w:color="000000"/>
+            </w:tcBorders>
+            <w:tcMar>
+              <w:top w:w="0" w:type="dxa"/>
+              <w:left w:w="120" w:type="dxa"/>
+              <w:bottom w:w="0" w:type="dxa"/>
+              <w:right w:w="120" w:type="dxa"/>
+            </w:tcMar>
+            <w:vAlign w:val="center"/>
+            <w:hideMark/>
+          </w:tcPr>
+          <w:p>
+            <w:pPr>
+              <w:jc w:val="center"/>
+            </w:pPr>
+            <w:r>
+              <w:lastRenderedPageBreak/>
+              <w:t>100%</w:t>
+            </w:r>
+          </w:p>
+        </w:tc>
+        <w:tc>
+          <w:tcPr>
+            <w:tcW w:w="0" w:type="auto"/>
+            <w:tcBorders>
+              <w:top w:val="single" w:sz="6" w:space="0" w:color="000000"/>
+              <w:left w:val="single" w:sz="6" w:space="0" w:color="000000"/>
+              <w:bottom w:val="single" w:sz="6" w:space="0" w:color="000000"/>
+              <w:right w:val="single" w:sz="6" w:space="0" w:color="000000"/>
+            </w:tcBorders>
+            <w:tcMar>
+              <w:top w:w="0" w:type="dxa"/>
+              <w:left w:w="120" w:type="dxa"/>
+              <w:bottom w:w="0" w:type="dxa"/>
+              <w:right w:w="120" w:type="dxa"/>
+            </w:tcMar>
+            <w:vAlign w:val="center"/>
+            <w:hideMark/>
+          </w:tcPr>
+          <w:p>
+            <w:r>
+              <w:t>Đã kiểm tra và xác nhận hoàn thành nội dung công việc trong tuần.</w:t>
+            </w:r>
+          </w:p>
+        </w:tc>
+      </w:tr>
+      <w:tr>
+        <w:trPr>
+          <w:trHeight w:val="555"/>
+          <w:jc w:val="center"/>
+        </w:trPr>
+        <w:tc>
+          <w:tcPr>
+            <w:tcW w:w="0" w:type="auto"/>
+            <w:tcBorders>
+              <w:top w:val="single" w:sz="6" w:space="0" w:color="000000"/>
+              <w:left w:val="single" w:sz="6" w:space="0" w:color="000000"/>
+              <w:bottom w:val="single" w:sz="6" w:space="0" w:color="000000"/>
+              <w:right w:val="single" w:sz="6" w:space="0" w:color="000000"/>
+            </w:tcBorders>
+            <w:tcMar>
+              <w:top w:w="0" w:type="dxa"/>
+              <w:left w:w="120" w:type="dxa"/>
+              <w:bottom w:w="0" w:type="dxa"/>
+              <w:right w:w="120" w:type="dxa"/>
+            </w:tcMar>
+            <w:vAlign w:val="center"/>
+            <w:hideMark/>
+          </w:tcPr>
+          <w:p>
+            <w:pPr>
+              <w:jc w:val="center"/>
+            </w:pPr>
+            <w:r>
+              <w:t>8 - 9</w:t>
+            </w:r>
+          </w:p>
+        </w:tc>
+        <w:tc>
+          <w:tcPr>
+            <w:tcW w:w="0" w:type="auto"/>
+            <w:tcBorders>
+              <w:top w:val="single" w:sz="6" w:space="0" w:color="000000"/>
+              <w:left w:val="single" w:sz="6" w:space="0" w:color="000000"/>
+              <w:bottom w:val="single" w:sz="6" w:space="0" w:color="000000"/>
+              <w:right w:val="single" w:sz="6" w:space="0" w:color="000000"/>
+            </w:tcBorders>
+            <w:tcMar>
+              <w:top w:w="0" w:type="dxa"/>
+              <w:left w:w="120" w:type="dxa"/>
+              <w:bottom w:w="0" w:type="dxa"/>
+              <w:right w:w="120" w:type="dxa"/>
+            </w:tcMar>
+            <w:hideMark/>
+          </w:tcPr>
+          <w:p>
+            <w:r>
+              <w:t>- Nghiên cứu và lựa chọn giải pháp AI phù hợp (API hoặc thư viện).</w:t>
+            </w:r>
+          </w:p>
+          <w:p>
+            <w:r>
+              <w:t>- Tích hợp tính năng AI vào dự án hiện tại.</w:t>
+            </w:r>
+          </w:p>
+          <w:p>
+            <w:r>
+              <w:t>- Tối ưu hóa quy trình hoặc trải nghiệm người dùng thông qua AI.</w:t>
+            </w:r>
+          </w:p>
+        </w:tc>
+        <w:tc>
+          <w:tcPr>
+            <w:tcW w:w="0" w:type="auto"/>
+            <w:tcBorders>
+              <w:top w:val="single" w:sz="6" w:space="0" w:color="000000"/>
+              <w:left w:val="single" w:sz="6" w:space="0" w:color="000000"/>
+              <w:bottom w:val="single" w:sz="6" w:space="0" w:color="000000"/>
+              <w:right w:val="single" w:sz="6" w:space="0" w:color="000000"/>
+            </w:tcBorders>
+            <w:tcMar>
+              <w:top w:w="0" w:type="dxa"/>
+              <w:left w:w="120" w:type="dxa"/>
+              <w:bottom w:w="0" w:type="dxa"/>
+              <w:right w:w="120" w:type="dxa"/>
+            </w:tcMar>
+            <w:hideMark/>
+          </w:tcPr>
+          <w:p>
+            <w:r>
+              <w:t>- Tích hợp thành công tính năng thông minh vào hệ thống.</w:t>
+            </w:r>
+          </w:p>
+          <w:p>
+            <w:r>
+              <w:t>- Làm chủ kỹ thuật triển khai AI.</w:t>
+            </w:r>
+          </w:p>
+          <w:p>
+            <w:r>
+              <w:t>- Tài liệu hóa đầy đủ cách vận hành tính năng AI đã tích hợp.</w:t>
+            </w:r>
+          </w:p>
+        </w:tc>
+        <w:tc>
+          <w:tcPr>
+            <w:tcW w:w="0" w:type="auto"/>
+            <w:tcBorders>
+              <w:top w:val="single" w:sz="6" w:space="0" w:color="000000"/>
+              <w:left w:val="single" w:sz="6" w:space="0" w:color="000000"/>
+              <w:bottom w:val="single" w:sz="6" w:space="0" w:color="000000"/>
+              <w:right w:val="single" w:sz="6" w:space="0" w:color="000000"/>
+            </w:tcBorders>
+            <w:tcMar>
+              <w:top w:w="0" w:type="dxa"/>
+              <w:left w:w="120" w:type="dxa"/>
+              <w:bottom w:w="0" w:type="dxa"/>
+              <w:right w:w="120" w:type="dxa"/>
+            </w:tcMar>
+            <w:vAlign w:val="center"/>
+            <w:hideMark/>
+          </w:tcPr>
+          <w:p>
+            <w:pPr>
+              <w:jc w:val="center"/>
+            </w:pPr>
+            <w:r>
+              <w:t>100%</w:t>
+            </w:r>
+          </w:p>
+        </w:tc>
+        <w:tc>
+          <w:tcPr>
+            <w:tcW w:w="0" w:type="auto"/>
+            <w:tcBorders>
+              <w:top w:val="single" w:sz="6" w:space="0" w:color="000000"/>
+              <w:left w:val="single" w:sz="6" w:space="0" w:color="000000"/>
+              <w:bottom w:val="single" w:sz="6" w:space="0" w:color="000000"/>
+              <w:right w:val="single" w:sz="6" w:space="0" w:color="000000"/>
+            </w:tcBorders>
+            <w:tcMar>
+              <w:top w:w="0" w:type="dxa"/>
+              <w:left w:w="120" w:type="dxa"/>
+              <w:bottom w:w="0" w:type="dxa"/>
+              <w:right w:w="120" w:type="dxa"/>
+            </w:tcMar>
+            <w:vAlign w:val="center"/>
+            <w:hideMark/>
+          </w:tcPr>
+          <w:p>
+            <w:r>
+              <w:t>Đã kiểm tra và xác nhận hoàn thành nội dung công việc trong tuần.</w:t>
+            </w:r>
+          </w:p>
+        </w:tc>
+      </w:tr>
+      <w:tr>
+        <w:trPr>
+          <w:trHeight w:val="555"/>
+          <w:jc w:val="center"/>
+        </w:trPr>
+        <w:tc>
+          <w:tcPr>
+            <w:tcW w:w="0" w:type="auto"/>
+            <w:tcBorders>
+              <w:top w:val="single" w:sz="6" w:space="0" w:color="000000"/>
+              <w:left w:val="single" w:sz="6" w:space="0" w:color="000000"/>
+              <w:bottom w:val="single" w:sz="6" w:space="0" w:color="000000"/>
+              <w:right w:val="single" w:sz="6" w:space="0" w:color="000000"/>
+            </w:tcBorders>
+            <w:tcMar>
+              <w:top w:w="0" w:type="dxa"/>
+              <w:left w:w="120" w:type="dxa"/>
+              <w:bottom w:w="0" w:type="dxa"/>
+              <w:right w:w="120" w:type="dxa"/>
+            </w:tcMar>
+            <w:vAlign w:val="center"/>
+            <w:hideMark/>
+          </w:tcPr>
+          <w:p>
+            <w:pPr>
+              <w:jc w:val="center"/>
+            </w:pPr>
+            <w:r>
+              <w:t>10</w:t>
+            </w:r>
+          </w:p>
+        </w:tc>
+        <w:tc>
+          <w:tcPr>
+            <w:tcW w:w="0" w:type="auto"/>
+            <w:tcBorders>
+              <w:top w:val="single" w:sz="6" w:space="0" w:color="000000"/>
+              <w:left w:val="single" w:sz="6" w:space="0" w:color="000000"/>
+              <w:bottom w:val="single" w:sz="6" w:space="0" w:color="000000"/>
+              <w:right w:val="single" w:sz="6" w:space="0" w:color="000000"/>
+            </w:tcBorders>
+            <w:tcMar>
+              <w:top w:w="0" w:type="dxa"/>
+              <w:left w:w="120" w:type="dxa"/>
+              <w:bottom w:w="0" w:type="dxa"/>
+              <w:right w:w="120" w:type="dxa"/>
+            </w:tcMar>
+            <w:hideMark/>
+          </w:tcPr>
+          <w:p>
+            <w:r>
+              <w:t>- Kiểm tra toàn bộ hệ thống, phát hiện và sửa lỗi còn tồn đọng.</w:t>
+            </w:r>
+          </w:p>
+          <w:p>
+            <w:r>
+              <w:t>- Biên soạn báo cáo tổng kết quá trình thực tập.</w:t>
+            </w:r>
+          </w:p>
+          <w:p>
+            <w:r>
+              <w:t>- Hệ thống hóa lại kiến thức và kỹ năng đã tích lũy.</w:t>
+            </w:r>
+          </w:p>
+        </w:tc>
+        <w:tc>
+          <w:tcPr>
+            <w:tcW w:w="0" w:type="auto"/>
+            <w:tcBorders>
+              <w:top w:val="single" w:sz="6" w:space="0" w:color="000000"/>
+              <w:left w:val="single" w:sz="6" w:space="0" w:color="000000"/>
+              <w:bottom w:val="single" w:sz="6" w:space="0" w:color="000000"/>
+              <w:right w:val="single" w:sz="6" w:space="0" w:color="000000"/>
+            </w:tcBorders>
+            <w:tcMar>
+              <w:top w:w="0" w:type="dxa"/>
+              <w:left w:w="120" w:type="dxa"/>
+              <w:bottom w:w="0" w:type="dxa"/>
+              <w:right w:w="120" w:type="dxa"/>
+            </w:tcMar>
+            <w:hideMark/>
+          </w:tcPr>
+          <w:p>
+            <w:r>
+              <w:t>- Sản phẩm vận hành ổn định, không còn lỗi phát sinh.</w:t>
+            </w:r>
+          </w:p>
+          <w:p>
+            <w:r>
+              <w:t>- Hoàn thành báo cáo tổng kết chi tiết và đầy đủ.</w:t>
+            </w:r>
+          </w:p>
+          <w:p>
+            <w:r>
+              <w:t>- Hoàn thiện toàn bộ hồ sơ thực tập theo đúng quy định.</w:t>
+            </w:r>
+          </w:p>
+        </w:tc>
+        <w:tc>
+          <w:tcPr>
+            <w:tcW w:w="0" w:type="auto"/>
+            <w:tcBorders>
+              <w:top w:val="single" w:sz="6" w:space="0" w:color="000000"/>
+              <w:left w:val="single" w:sz="6" w:space="0" w:color="000000"/>
+              <w:bottom w:val="single" w:sz="6" w:space="0" w:color="000000"/>
+              <w:right w:val="single" w:sz="6" w:space="0" w:color="000000"/>
+            </w:tcBorders>
+            <w:tcMar>
+              <w:top w:w="0" w:type="dxa"/>
+              <w:left w:w="120" w:type="dxa"/>
+              <w:bottom w:w="0" w:type="dxa"/>
+              <w:right w:w="120" w:type="dxa"/>
+            </w:tcMar>
+            <w:vAlign w:val="center"/>
+            <w:hideMark/>
+          </w:tcPr>
+          <w:p>
+            <w:pPr>
+              <w:jc w:val="center"/>
+            </w:pPr>
+            <w:r>
+              <w:t>100%</w:t>
+            </w:r>
+          </w:p>
+        </w:tc>
+        <w:tc>
+          <w:tcPr>
+            <w:tcW w:w="0" w:type="auto"/>
+            <w:tcBorders>
+              <w:top w:val="single" w:sz="6" w:space="0" w:color="000000"/>
+              <w:left w:val="single" w:sz="6" w:space="0" w:color="000000"/>
+              <w:bottom w:val="single" w:sz="6" w:space="0" w:color="000000"/>
+              <w:right w:val="single" w:sz="6" w:space="0" w:color="000000"/>
+            </w:tcBorders>
+            <w:tcMar>
+              <w:top w:w="0" w:type="dxa"/>
+              <w:left w:w="120" w:type="dxa"/>
+              <w:bottom w:w="0" w:type="dxa"/>
+              <w:right w:w="120" w:type="dxa"/>
+            </w:tcMar>
+            <w:vAlign w:val="center"/>
+            <w:hideMark/>
+          </w:tcPr>
+          <w:p>
+            <w:r>
+              <w:t>Đã kiểm tra và xác nhận hoàn thành nội dung công việc trong tuần.</w:t>
+            </w:r>
+          </w:p>
+        </w:tc>
+      </w:tr>
+      <w:tr>
+        <w:trPr>
+          <w:trHeight w:val="555"/>
+          <w:jc w:val="center"/>
+        </w:trPr>
+        <w:tc>
+          <w:tcPr>
+            <w:tcW w:w="0" w:type="auto"/>
+            <w:tcBorders>
+              <w:top w:val="single" w:sz="6" w:space="0" w:color="000000"/>
+              <w:left w:val="single" w:sz="6" w:space="0" w:color="000000"/>
+              <w:bottom w:val="single" w:sz="6" w:space="0" w:color="000000"/>
+              <w:right w:val="single" w:sz="6" w:space="0" w:color="000000"/>
+            </w:tcBorders>
+            <w:tcMar>
+              <w:top w:w="0" w:type="dxa"/>
+              <w:left w:w="120" w:type="dxa"/>
+              <w:bottom w:w="0" w:type="dxa"/>
+              <w:right w:w="120" w:type="dxa"/>
+            </w:tcMar>
+            <w:vAlign w:val="center"/>
+            <w:hideMark/>
+          </w:tcPr>
+          <w:p>
+            <w:pPr>
+              <w:jc w:val="center"/>
+            </w:pPr>
+            <w:r>
+              <w:t>11</w:t>
+            </w:r>
+          </w:p>
+        </w:tc>
+        <w:tc>
+          <w:tcPr>
+            <w:tcW w:w="0" w:type="auto"/>
+            <w:tcBorders>
+              <w:top w:val="single" w:sz="6" w:space="0" w:color="000000"/>
+              <w:left w:val="single" w:sz="6" w:space="0" w:color="000000"/>
+              <w:bottom w:val="single" w:sz="6" w:space="0" w:color="000000"/>
+              <w:right w:val="single" w:sz="6" w:space="0" w:color="000000"/>
+            </w:tcBorders>
+            <w:tcMar>
+              <w:top w:w="0" w:type="dxa"/>
+              <w:left w:w="120" w:type="dxa"/>
+              <w:bottom w:w="0" w:type="dxa"/>
+              <w:right w:w="120" w:type="dxa"/>
+            </w:tcMar>
+            <w:hideMark/>
+          </w:tcPr>
+          <w:p>
+            <w:r>
+              <w:t>- Hệ thống hóa nội dung và thành quả đạt được trong kỳ thực tập.</w:t>
+            </w:r>
+          </w:p>
+          <w:p>
+            <w:r>
+              <w:t>- Thiết kế slide thuyết trình chuyên nghiệp.</w:t>
+            </w:r>
+          </w:p>
+          <w:p>
+            <w:r>
+              <w:t>- Thực hiện báo cáo kết quả trước hội đồng chuyên môn.</w:t>
+            </w:r>
+          </w:p>
+        </w:tc>
+        <w:tc>
+          <w:tcPr>
+            <w:tcW w:w="0" w:type="auto"/>
+            <w:tcBorders>
+              <w:top w:val="single" w:sz="6" w:space="0" w:color="000000"/>
+              <w:left w:val="single" w:sz="6" w:space="0" w:color="000000"/>
+              <w:bottom w:val="single" w:sz="6" w:space="0" w:color="000000"/>
+              <w:right w:val="single" w:sz="6" w:space="0" w:color="000000"/>
+            </w:tcBorders>
+            <w:tcMar>
+              <w:top w:w="0" w:type="dxa"/>
+              <w:left w:w="120" w:type="dxa"/>
+              <w:bottom w:w="0" w:type="dxa"/>
+              <w:right w:w="120" w:type="dxa"/>
+            </w:tcMar>
+            <w:hideMark/>
+          </w:tcPr>
+          <w:p>
+            <w:r>
+              <w:t>- Truyền tải rõ ràng và đầy đủ các thành quả đã đạt được.</w:t>
+            </w:r>
+          </w:p>
+          <w:p>
+            <w:r>
+              <w:t>- Chứng minh năng lực chuyên môn trước hội đồng.</w:t>
+            </w:r>
+          </w:p>
+          <w:p>
+            <w:r>
+              <w:t>- Thể hiện khả năng giải quyết vấn đề thực tế trong dự án.</w:t>
+            </w:r>
+          </w:p>
+        </w:tc>
+        <w:tc>
+          <w:tcPr>
+            <w:tcW w:w="0" w:type="auto"/>
+            <w:tcBorders>
+              <w:top w:val="single" w:sz="6" w:space="0" w:color="000000"/>
+              <w:left w:val="single" w:sz="6" w:space="0" w:color="000000"/>
+              <w:bottom w:val="single" w:sz="6" w:space="0" w:color="000000"/>
+              <w:right w:val="single" w:sz="6" w:space="0" w:color="000000"/>
+            </w:tcBorders>
+            <w:tcMar>
+              <w:top w:w="0" w:type="dxa"/>
+              <w:left w:w="120" w:type="dxa"/>
+              <w:bottom w:w="0" w:type="dxa"/>
+              <w:right w:w="120" w:type="dxa"/>
+            </w:tcMar>
+            <w:vAlign w:val="center"/>
+            <w:hideMark/>
+          </w:tcPr>
+          <w:p>
+            <w:pPr>
+              <w:jc w:val="center"/>
+            </w:pPr>
+            <w:r>
+              <w:t>100%</w:t>
+            </w:r>
+          </w:p>
+        </w:tc>
+        <w:tc>
+          <w:tcPr>
+            <w:tcW w:w="0" w:type="auto"/>
+            <w:tcBorders>
+              <w:top w:val="single" w:sz="6" w:space="0" w:color="000000"/>
+              <w:left w:val="single" w:sz="6" w:space="0" w:color="000000"/>
+              <w:bottom w:val="single" w:sz="6" w:space="0" w:color="000000"/>
+              <w:right w:val="single" w:sz="6" w:space="0" w:color="000000"/>
+            </w:tcBorders>
+            <w:tcMar>
+              <w:top w:w="0" w:type="dxa"/>
+              <w:left w:w="120" w:type="dxa"/>
+              <w:bottom w:w="0" w:type="dxa"/>
+              <w:right w:w="120" w:type="dxa"/>
+            </w:tcMar>
+            <w:vAlign w:val="center"/>
+            <w:hideMark/>
+          </w:tcPr>
+          <w:p>
+            <w:r>
+              <w:t>Đã kiểm tra và xác nhận hoàn thành nội dung công việc trong tuần.</w:t>
+            </w:r>
+          </w:p>
+        </w:tc>
+      </w:tr>
+      <w:tr>
+        <w:trPr>
+          <w:trHeight w:val="555"/>
+          <w:jc w:val="center"/>
+        </w:trPr>
+        <w:tc>
+          <w:tcPr>
+            <w:tcW w:w="0" w:type="auto"/>
+            <w:tcBorders>
+              <w:top w:val="single" w:sz="6" w:space="0" w:color="000000"/>
+              <w:left w:val="single" w:sz="6" w:space="0" w:color="000000"/>
+              <w:bottom w:val="single" w:sz="6" w:space="0" w:color="000000"/>
+              <w:right w:val="single" w:sz="6" w:space="0" w:color="000000"/>
+            </w:tcBorders>
+            <w:tcMar>
+              <w:top w:w="0" w:type="dxa"/>
+              <w:left w:w="120" w:type="dxa"/>
+              <w:bottom w:w="0" w:type="dxa"/>
+              <w:right w:w="120" w:type="dxa"/>
+            </w:tcMar>
+            <w:vAlign w:val="center"/>
+            <w:hideMark/>
+          </w:tcPr>
+          <w:p>
+            <w:pPr>
+              <w:jc w:val="center"/>
+            </w:pPr>
+            <w:r>
+              <w:lastRenderedPageBreak/>
+              <w:t>12</w:t>
+            </w:r>
+          </w:p>
+          <w:p>
+            <w:pPr>
+              <w:jc w:val="center"/>
+            </w:pPr>
+            <w:r>
+              <w:t>Tổng kết</w:t>
+            </w:r>
+          </w:p>
+        </w:tc>
+        <w:tc>
+          <w:tcPr>
+            <w:tcW w:w="0" w:type="auto"/>
+            <w:tcBorders>
+              <w:top w:val="single" w:sz="6" w:space="0" w:color="000000"/>
+              <w:left w:val="single" w:sz="6" w:space="0" w:color="000000"/>
+              <w:bottom w:val="single" w:sz="6" w:space="0" w:color="000000"/>
+              <w:right w:val="single" w:sz="6" w:space="0" w:color="000000"/>
+            </w:tcBorders>
+            <w:tcMar>
+              <w:top w:w="0" w:type="dxa"/>
+              <w:left w:w="120" w:type="dxa"/>
+              <w:bottom w:w="0" w:type="dxa"/>
+              <w:right w:w="120" w:type="dxa"/>
+            </w:tcMar>
+            <w:hideMark/>
+          </w:tcPr>
+          <w:p/>
+          <w:p/>
+          <w:p>
+            <w:r>
+              <w:t>Tổng kết toàn bộ quá trình thực tập.</w:t>
+            </w:r>
+          </w:p>
+        </w:tc>
+        <w:tc>
+          <w:tcPr>
+            <w:tcW w:w="0" w:type="auto"/>
+            <w:tcBorders>
+              <w:top w:val="single" w:sz="6" w:space="0" w:color="000000"/>
+              <w:left w:val="single" w:sz="6" w:space="0" w:color="000000"/>
+              <w:bottom w:val="single" w:sz="6" w:space="0" w:color="000000"/>
+              <w:right w:val="single" w:sz="6" w:space="0" w:color="000000"/>
+            </w:tcBorders>
+            <w:tcMar>
+              <w:top w:w="0" w:type="dxa"/>
+              <w:left w:w="120" w:type="dxa"/>
+              <w:bottom w:w="0" w:type="dxa"/>
+              <w:right w:w="120" w:type="dxa"/>
+            </w:tcMar>
+            <w:hideMark/>
+          </w:tcPr>
+          <w:p>
+            <w:r>
+              <w:t>- Sản phẩm vận hành ổn định.</w:t>
+            </w:r>
+          </w:p>
+          <w:p>
+            <w:r>
+              <w:t>- Báo cáo tổng kết chi tiết, hồ sơ đầy đủ.</w:t>
+            </w:r>
+          </w:p>
+          <w:p>
+            <w:r>
+              <w:t>- Tự tin bảo vệ thành quả trước hội đồng chuyên môn.</w:t>
+            </w:r>
+          </w:p>
+        </w:tc>
+        <w:tc>
+          <w:tcPr>
+            <w:tcW w:w="0" w:type="auto"/>
+            <w:tcBorders>
+              <w:top w:val="single" w:sz="6" w:space="0" w:color="000000"/>
+              <w:left w:val="single" w:sz="6" w:space="0" w:color="000000"/>
+              <w:bottom w:val="single" w:sz="6" w:space="0" w:color="000000"/>
+              <w:right w:val="single" w:sz="6" w:space="0" w:color="000000"/>
+            </w:tcBorders>
+            <w:tcMar>
+              <w:top w:w="0" w:type="dxa"/>
+              <w:left w:w="120" w:type="dxa"/>
+              <w:bottom w:w="0" w:type="dxa"/>
+              <w:right w:w="120" w:type="dxa"/>
+            </w:tcMar>
+            <w:vAlign w:val="center"/>
+            <w:hideMark/>
+          </w:tcPr>
+          <w:p>
+            <w:pPr>
+              <w:jc w:val="center"/>
+            </w:pPr>
+            <w:r>
+              <w:t>100%</w:t>
+            </w:r>
+          </w:p>
+        </w:tc>
+        <w:tc>
+          <w:tcPr>
+            <w:tcW w:w="0" w:type="auto"/>
+            <w:tcBorders>
+              <w:top w:val="single" w:sz="6" w:space="0" w:color="000000"/>
+              <w:left w:val="single" w:sz="6" w:space="0" w:color="000000"/>
+              <w:bottom w:val="single" w:sz="6" w:space="0" w:color="000000"/>
+              <w:right w:val="single" w:sz="6" w:space="0" w:color="000000"/>
+            </w:tcBorders>
+            <w:tcMar>
+              <w:top w:w="0" w:type="dxa"/>
+              <w:left w:w="120" w:type="dxa"/>
+              <w:bottom w:w="0" w:type="dxa"/>
+              <w:right w:w="120" w:type="dxa"/>
+            </w:tcMar>
+            <w:vAlign w:val="center"/>
+            <w:hideMark/>
+          </w:tcPr>
+          <w:p>
+            <w:r>
+              <w:t>Đã kiểm tra và xác nhận hoàn thành nội dung công việc trong tuần.</w:t>
+            </w:r>
+          </w:p>
+        </w:tc>
+      </w:tr>
+    </w:tbl>
+    <w:p>
+      <w:pPr>
+        <w:ind w:firstLine="0"/>
+        <w:rPr>
+          <w:b/>
+          <w:bCs/>
+        </w:rPr>
+      </w:pPr>
+    </w:p>
+    <w:p>
+      <w:pPr>
+        <w:ind w:firstLine="0"/>
+        <w:rPr>
+          <w:i/>
+          <w:iCs/>
+        </w:rPr>
+      </w:pPr>
+      <w:r>
+        <w:rPr>
+          <w:i/>
+          <w:iCs/>
+        </w:rPr>
+        <w:t xml:space="preserve">Ghi chú: Sinh viên phải trình bảng theo dõi tiến độ thực tập này kèm Nhật ký thực tập cho ĐVHD hàng tuần để người hướng dẫn kiểm tra và ký. </w:t>
+      </w:r>
+    </w:p>
+    <w:p>
+      <w:pPr>
+        <w:ind w:firstLine="0"/>
+        <w:rPr>
+          <w:i/>
+          <w:iCs/>
+        </w:rPr>
+      </w:pPr>
+    </w:p>
+    <w:p>
+      <w:pPr>
+        <w:ind w:firstLine="0"/>
         <w:rPr>
           <w:i/>
           <w:iCs/>
@@ -2639,1061 +4938,13 @@
     </w:tbl>
     <w:p>
       <w:pPr>
-        <w:spacing w:before="280" w:after="280"/>
         <w:ind w:firstLine="0"/>
-        <w:sectPr>
-          <w:pgSz w:w="11907" w:h="16839"/>
-          <w:pgMar w:top="709" w:right="1440" w:bottom="1440" w:left="1440" w:header="720" w:footer="720" w:gutter="0"/>
-          <w:cols w:space="720"/>
-        </w:sectPr>
-      </w:pPr>
-    </w:p>
-    <w:p>
-      <w:pPr>
-        <w:pStyle w:val="Heading1"/>
-        <w:jc w:val="center"/>
-        <w:rPr>
-          <w:rFonts w:ascii="Times New Roman" w:hAnsi="Times New Roman" w:cs="Times New Roman"/>
-          <w:b/>
-          <w:bCs/>
-          <w:color w:val="auto"/>
-          <w:sz w:val="26"/>
-          <w:szCs w:val="26"/>
-        </w:rPr>
-      </w:pPr>
-      <w:r>
-        <w:rPr>
-          <w:rFonts w:ascii="Times New Roman" w:hAnsi="Times New Roman" w:cs="Times New Roman"/>
-          <w:b/>
-          <w:bCs/>
-          <w:color w:val="auto"/>
-          <w:sz w:val="26"/>
-          <w:szCs w:val="26"/>
-        </w:rPr>
-        <w:lastRenderedPageBreak/>
-        <w:t>Mẫu TTTN-03</w:t>
-      </w:r>
-    </w:p>
-    <w:p>
-      <w:pPr>
-        <w:spacing w:before="0" w:after="0"/>
-        <w:ind w:firstLine="0"/>
-        <w:jc w:val="center"/>
         <w:rPr>
           <w:i/>
           <w:iCs/>
         </w:rPr>
       </w:pPr>
-      <w:r>
-        <w:rPr>
-          <w:i/>
-          <w:iCs/>
-        </w:rPr>
-        <w:t>(Ban hành kèm theo Quy định tổ chức và Đánh giá Thực tập tốt nghiệp</w:t>
-      </w:r>
     </w:p>
-    <w:p>
-      <w:pPr>
-        <w:spacing w:before="0" w:after="240"/>
-        <w:jc w:val="center"/>
-        <w:rPr>
-          <w:b/>
-          <w:bCs/>
-        </w:rPr>
-      </w:pPr>
-      <w:r>
-        <w:rPr>
-          <w:i/>
-          <w:iCs/>
-        </w:rPr>
-        <w:t>Trường Đại học Xây dựng Hà Nội)</w:t>
-      </w:r>
-    </w:p>
-    <w:p>
-      <w:pPr>
-        <w:spacing w:before="120" w:after="240"/>
-        <w:jc w:val="center"/>
-        <w:rPr>
-          <w:b/>
-          <w:bCs/>
-        </w:rPr>
-      </w:pPr>
-      <w:r>
-        <w:rPr>
-          <w:b/>
-          <w:bCs/>
-        </w:rPr>
-        <w:t>BẢNG THEO DÕI TIẾN ĐỘ THỰC TẬP (PROGRESS SHEET)</w:t>
-      </w:r>
-    </w:p>
-    <w:sdt>
-      <w:sdtPr>
-        <w:tag w:val="goog_rdk_68"/>
-        <w:id w:val="127095843"/>
-        <w:lock w:val="contentLocked"/>
-      </w:sdtPr>
-      <w:sdtEndPr/>
-      <w:sdtContent>
-        <w:tbl>
-          <w:tblPr>
-            <w:tblStyle w:val="25"/>
-            <w:tblW w:w="9783" w:type="dxa"/>
-            <w:tblLayout w:type="fixed"/>
-            <w:tblLook w:val="0400" w:firstRow="0" w:lastRow="0" w:firstColumn="0" w:lastColumn="0" w:noHBand="0" w:noVBand="1"/>
-          </w:tblPr>
-          <w:tblGrid>
-            <w:gridCol w:w="9783"/>
-          </w:tblGrid>
-          <w:tr>
-            <w:tc>
-              <w:tcPr>
-                <w:tcW w:w="9783" w:type="dxa"/>
-                <w:vAlign w:val="center"/>
-              </w:tcPr>
-              <w:p>
-                <w:pPr>
-                  <w:spacing w:before="20" w:after="20"/>
-                  <w:ind w:firstLine="0"/>
-                </w:pPr>
-                <w:r>
-                  <w:t>Họ và tên sinh viên:</w:t>
-                </w:r>
-              </w:p>
-              <w:p>
-                <w:pPr>
-                  <w:spacing w:before="20" w:after="20"/>
-                  <w:ind w:firstLine="0"/>
-                </w:pPr>
-                <w:r>
-                  <w:t>Mã số sinh viên:</w:t>
-                </w:r>
-              </w:p>
-            </w:tc>
-          </w:tr>
-          <w:tr>
-            <w:tc>
-              <w:tcPr>
-                <w:tcW w:w="9783" w:type="dxa"/>
-                <w:vAlign w:val="center"/>
-              </w:tcPr>
-              <w:p>
-                <w:pPr>
-                  <w:spacing w:before="20" w:after="20"/>
-                  <w:ind w:firstLine="0"/>
-                </w:pPr>
-                <w:r>
-                  <w:t>Ngành/Chuyên ngành:</w:t>
-                </w:r>
-              </w:p>
-            </w:tc>
-          </w:tr>
-          <w:tr>
-            <w:tc>
-              <w:tcPr>
-                <w:tcW w:w="9783" w:type="dxa"/>
-                <w:vAlign w:val="center"/>
-              </w:tcPr>
-              <w:p>
-                <w:pPr>
-                  <w:spacing w:before="20" w:after="20"/>
-                  <w:ind w:firstLine="0"/>
-                </w:pPr>
-                <w:r>
-                  <w:t>Khoa/Viện:</w:t>
-                </w:r>
-              </w:p>
-            </w:tc>
-          </w:tr>
-          <w:tr>
-            <w:trPr>
-              <w:trHeight w:val="353"/>
-            </w:trPr>
-            <w:tc>
-              <w:tcPr>
-                <w:tcW w:w="9783" w:type="dxa"/>
-                <w:vAlign w:val="center"/>
-              </w:tcPr>
-              <w:p>
-                <w:pPr>
-                  <w:spacing w:before="20" w:after="20"/>
-                  <w:ind w:firstLine="0"/>
-                </w:pPr>
-                <w:r>
-                  <w:t>Giảng viên hướng dẫn:</w:t>
-                </w:r>
-              </w:p>
-            </w:tc>
-          </w:tr>
-          <w:tr>
-            <w:tc>
-              <w:tcPr>
-                <w:tcW w:w="9783" w:type="dxa"/>
-                <w:vAlign w:val="center"/>
-              </w:tcPr>
-              <w:p>
-                <w:pPr>
-                  <w:spacing w:before="20" w:after="20"/>
-                  <w:ind w:firstLine="0"/>
-                </w:pPr>
-                <w:r>
-                  <w:t>Đơn vị tiếp nhận và hướng dẫn thực tập:</w:t>
-                </w:r>
-              </w:p>
-            </w:tc>
-          </w:tr>
-        </w:tbl>
-      </w:sdtContent>
-    </w:sdt>
-    <w:p>
-      <w:pPr>
-        <w:ind w:firstLine="0"/>
-        <w:rPr>
-          <w:b/>
-          <w:bCs/>
-        </w:rPr>
-      </w:pPr>
-    </w:p>
-    <w:tbl>
-      <w:tblPr>
-        <w:tblStyle w:val="24"/>
-        <w:tblW w:w="9067" w:type="dxa"/>
-        <w:tblBorders>
-          <w:top w:val="single" w:sz="4" w:space="0" w:color="000000"/>
-          <w:left w:val="single" w:sz="4" w:space="0" w:color="000000"/>
-          <w:bottom w:val="single" w:sz="4" w:space="0" w:color="000000"/>
-          <w:right w:val="single" w:sz="4" w:space="0" w:color="000000"/>
-          <w:insideH w:val="single" w:sz="4" w:space="0" w:color="000000"/>
-          <w:insideV w:val="single" w:sz="4" w:space="0" w:color="000000"/>
-        </w:tblBorders>
-        <w:tblLayout w:type="fixed"/>
-        <w:tblLook w:val="0400" w:firstRow="0" w:lastRow="0" w:firstColumn="0" w:lastColumn="0" w:noHBand="0" w:noVBand="1"/>
-      </w:tblPr>
-      <w:tblGrid>
-        <w:gridCol w:w="988"/>
-        <w:gridCol w:w="2126"/>
-        <w:gridCol w:w="1701"/>
-        <w:gridCol w:w="1843"/>
-        <w:gridCol w:w="2409"/>
-      </w:tblGrid>
-      <w:tr>
-        <w:tc>
-          <w:tcPr>
-            <w:tcW w:w="988" w:type="dxa"/>
-            <w:vAlign w:val="center"/>
-          </w:tcPr>
-          <w:p>
-            <w:pPr>
-              <w:keepNext/>
-              <w:keepLines/>
-              <w:spacing w:before="160" w:after="80"/>
-              <w:ind w:firstLine="0"/>
-              <w:jc w:val="center"/>
-            </w:pPr>
-            <w:r>
-              <w:lastRenderedPageBreak/>
-              <w:t>Tuần</w:t>
-            </w:r>
-          </w:p>
-        </w:tc>
-        <w:tc>
-          <w:tcPr>
-            <w:tcW w:w="2126" w:type="dxa"/>
-            <w:vAlign w:val="center"/>
-          </w:tcPr>
-          <w:p>
-            <w:pPr>
-              <w:keepNext/>
-              <w:keepLines/>
-              <w:spacing w:before="160" w:after="80"/>
-              <w:jc w:val="center"/>
-            </w:pPr>
-            <w:r>
-              <w:t>Công việc được giao</w:t>
-            </w:r>
-          </w:p>
-        </w:tc>
-        <w:tc>
-          <w:tcPr>
-            <w:tcW w:w="1701" w:type="dxa"/>
-            <w:vAlign w:val="center"/>
-          </w:tcPr>
-          <w:p>
-            <w:pPr>
-              <w:keepNext/>
-              <w:keepLines/>
-              <w:spacing w:before="160" w:after="80"/>
-              <w:jc w:val="center"/>
-            </w:pPr>
-            <w:r>
-              <w:t>Kết quả thực hiện</w:t>
-            </w:r>
-          </w:p>
-        </w:tc>
-        <w:tc>
-          <w:tcPr>
-            <w:tcW w:w="1843" w:type="dxa"/>
-            <w:vAlign w:val="center"/>
-          </w:tcPr>
-          <w:p>
-            <w:pPr>
-              <w:keepNext/>
-              <w:keepLines/>
-              <w:spacing w:before="160" w:after="80"/>
-              <w:jc w:val="center"/>
-            </w:pPr>
-            <w:r>
-              <w:t>Mức độ hoàn thành (%)</w:t>
-            </w:r>
-          </w:p>
-        </w:tc>
-        <w:tc>
-          <w:tcPr>
-            <w:tcW w:w="2409" w:type="dxa"/>
-            <w:vAlign w:val="center"/>
-          </w:tcPr>
-          <w:p>
-            <w:pPr>
-              <w:keepNext/>
-              <w:keepLines/>
-              <w:spacing w:before="160" w:after="80"/>
-              <w:ind w:firstLine="0"/>
-              <w:jc w:val="center"/>
-            </w:pPr>
-            <w:r>
-              <w:t>Xác nhận của ĐVHD</w:t>
-            </w:r>
-          </w:p>
-        </w:tc>
-      </w:tr>
-      <w:tr>
-        <w:tc>
-          <w:tcPr>
-            <w:tcW w:w="988" w:type="dxa"/>
-            <w:vAlign w:val="center"/>
-          </w:tcPr>
-          <w:sdt>
-            <w:sdtPr>
-              <w:tag w:val="goog_rdk_69"/>
-              <w:id w:val="-1496499630"/>
-            </w:sdtPr>
-            <w:sdtEndPr/>
-            <w:sdtContent>
-              <w:p>
-                <w:pPr>
-                  <w:keepNext/>
-                  <w:keepLines/>
-                  <w:spacing w:before="160" w:after="80"/>
-                  <w:ind w:firstLine="0"/>
-                  <w:jc w:val="center"/>
-                </w:pPr>
-                <w:r>
-                  <w:t>1</w:t>
-                </w:r>
-              </w:p>
-            </w:sdtContent>
-          </w:sdt>
-        </w:tc>
-        <w:tc>
-          <w:tcPr>
-            <w:tcW w:w="2126" w:type="dxa"/>
-            <w:vAlign w:val="center"/>
-          </w:tcPr>
-          <w:p>
-            <w:pPr>
-              <w:keepNext/>
-              <w:keepLines/>
-              <w:spacing w:before="160" w:after="80"/>
-            </w:pPr>
-            <w:r>
-              <w:t>Tìm hiểu đơn vị thực tập, các vị trí việc làm và vị trí thực tập được giao, nhóm, phối hợp làm việc giao tiếp trong nhóm</w:t>
-            </w:r>
-          </w:p>
-        </w:tc>
-        <w:tc>
-          <w:tcPr>
-            <w:tcW w:w="1701" w:type="dxa"/>
-            <w:vAlign w:val="center"/>
-          </w:tcPr>
-          <w:p>
-            <w:pPr>
-              <w:keepNext/>
-              <w:keepLines/>
-              <w:spacing w:before="160" w:after="80"/>
-              <w:jc w:val="left"/>
-            </w:pPr>
-          </w:p>
-        </w:tc>
-        <w:tc>
-          <w:tcPr>
-            <w:tcW w:w="1843" w:type="dxa"/>
-            <w:vAlign w:val="center"/>
-          </w:tcPr>
-          <w:p>
-            <w:pPr>
-              <w:keepNext/>
-              <w:keepLines/>
-              <w:spacing w:before="160" w:after="80"/>
-            </w:pPr>
-          </w:p>
-        </w:tc>
-        <w:tc>
-          <w:tcPr>
-            <w:tcW w:w="2409" w:type="dxa"/>
-            <w:vAlign w:val="center"/>
-          </w:tcPr>
-          <w:p>
-            <w:pPr>
-              <w:keepNext/>
-              <w:keepLines/>
-              <w:spacing w:before="160" w:after="80"/>
-            </w:pPr>
-          </w:p>
-        </w:tc>
-      </w:tr>
-      <w:tr>
-        <w:tc>
-          <w:tcPr>
-            <w:tcW w:w="988" w:type="dxa"/>
-            <w:vAlign w:val="center"/>
-          </w:tcPr>
-          <w:sdt>
-            <w:sdtPr>
-              <w:tag w:val="goog_rdk_70"/>
-              <w:id w:val="-527138937"/>
-            </w:sdtPr>
-            <w:sdtEndPr/>
-            <w:sdtContent>
-              <w:p>
-                <w:pPr>
-                  <w:keepNext/>
-                  <w:keepLines/>
-                  <w:spacing w:before="160" w:after="80"/>
-                  <w:ind w:firstLine="0"/>
-                  <w:jc w:val="center"/>
-                </w:pPr>
-                <w:r>
-                  <w:t>2</w:t>
-                </w:r>
-              </w:p>
-            </w:sdtContent>
-          </w:sdt>
-        </w:tc>
-        <w:tc>
-          <w:tcPr>
-            <w:tcW w:w="2126" w:type="dxa"/>
-            <w:vAlign w:val="center"/>
-          </w:tcPr>
-          <w:p>
-            <w:pPr>
-              <w:keepNext/>
-              <w:keepLines/>
-              <w:spacing w:before="160" w:after="80"/>
-            </w:pPr>
-            <w:r>
-              <w:t>Tìm hiểu công việc cần làm và các công nghệ sẽ sử dụng trong quá trình thực tập</w:t>
-            </w:r>
-          </w:p>
-        </w:tc>
-        <w:tc>
-          <w:tcPr>
-            <w:tcW w:w="1701" w:type="dxa"/>
-            <w:vAlign w:val="center"/>
-          </w:tcPr>
-          <w:p>
-            <w:pPr>
-              <w:keepNext/>
-              <w:keepLines/>
-              <w:spacing w:before="160" w:after="80"/>
-              <w:jc w:val="left"/>
-            </w:pPr>
-          </w:p>
-        </w:tc>
-        <w:tc>
-          <w:tcPr>
-            <w:tcW w:w="1843" w:type="dxa"/>
-            <w:vAlign w:val="center"/>
-          </w:tcPr>
-          <w:p>
-            <w:pPr>
-              <w:keepNext/>
-              <w:keepLines/>
-              <w:spacing w:before="160" w:after="80"/>
-            </w:pPr>
-          </w:p>
-        </w:tc>
-        <w:tc>
-          <w:tcPr>
-            <w:tcW w:w="2409" w:type="dxa"/>
-            <w:vAlign w:val="center"/>
-          </w:tcPr>
-          <w:p>
-            <w:pPr>
-              <w:keepNext/>
-              <w:keepLines/>
-              <w:spacing w:before="160" w:after="80"/>
-            </w:pPr>
-          </w:p>
-        </w:tc>
-      </w:tr>
-      <w:tr>
-        <w:tc>
-          <w:tcPr>
-            <w:tcW w:w="988" w:type="dxa"/>
-            <w:vAlign w:val="center"/>
-          </w:tcPr>
-          <w:p>
-            <w:pPr>
-              <w:keepNext/>
-              <w:keepLines/>
-              <w:spacing w:before="160" w:after="80"/>
-              <w:ind w:firstLine="0"/>
-              <w:jc w:val="center"/>
-            </w:pPr>
-            <w:r>
-              <w:t>3</w:t>
-            </w:r>
-          </w:p>
-        </w:tc>
-        <w:tc>
-          <w:tcPr>
-            <w:tcW w:w="2126" w:type="dxa"/>
-            <w:vAlign w:val="center"/>
-          </w:tcPr>
-          <w:p>
-            <w:pPr>
-              <w:keepNext/>
-              <w:keepLines/>
-              <w:spacing w:before="160" w:after="80"/>
-              <w:ind w:firstLine="0"/>
-            </w:pPr>
-            <w:r>
-              <w:t xml:space="preserve">   Nhận chức năng hoặc nhiệm vụ cụ thể để tiến hành triển khai, xác định mục tiêu và phạm vi thực hiện</w:t>
-            </w:r>
-          </w:p>
-        </w:tc>
-        <w:tc>
-          <w:tcPr>
-            <w:tcW w:w="1701" w:type="dxa"/>
-            <w:vAlign w:val="center"/>
-          </w:tcPr>
-          <w:p>
-            <w:pPr>
-              <w:keepNext/>
-              <w:keepLines/>
-              <w:spacing w:before="160" w:after="80"/>
-              <w:ind w:firstLine="0"/>
-            </w:pPr>
-          </w:p>
-        </w:tc>
-        <w:tc>
-          <w:tcPr>
-            <w:tcW w:w="1843" w:type="dxa"/>
-            <w:vAlign w:val="center"/>
-          </w:tcPr>
-          <w:p>
-            <w:pPr>
-              <w:keepNext/>
-              <w:keepLines/>
-              <w:spacing w:before="160" w:after="80"/>
-              <w:ind w:firstLine="0"/>
-            </w:pPr>
-          </w:p>
-        </w:tc>
-        <w:tc>
-          <w:tcPr>
-            <w:tcW w:w="2409" w:type="dxa"/>
-            <w:vAlign w:val="center"/>
-          </w:tcPr>
-          <w:p>
-            <w:pPr>
-              <w:keepNext/>
-              <w:keepLines/>
-              <w:spacing w:before="160" w:after="80"/>
-              <w:ind w:firstLine="0"/>
-            </w:pPr>
-          </w:p>
-        </w:tc>
-      </w:tr>
-      <w:tr>
-        <w:tc>
-          <w:tcPr>
-            <w:tcW w:w="988" w:type="dxa"/>
-            <w:vAlign w:val="center"/>
-          </w:tcPr>
-          <w:p>
-            <w:pPr>
-              <w:keepNext/>
-              <w:keepLines/>
-              <w:spacing w:before="160" w:after="80"/>
-              <w:ind w:firstLine="0"/>
-              <w:jc w:val="center"/>
-            </w:pPr>
-            <w:r>
-              <w:t xml:space="preserve">4  </w:t>
-            </w:r>
-          </w:p>
-        </w:tc>
-        <w:tc>
-          <w:tcPr>
-            <w:tcW w:w="2126" w:type="dxa"/>
-            <w:vAlign w:val="center"/>
-          </w:tcPr>
-          <w:p>
-            <w:pPr>
-              <w:keepNext/>
-              <w:keepLines/>
-              <w:spacing w:before="160" w:after="80"/>
-              <w:ind w:firstLine="0"/>
-            </w:pPr>
-            <w:r>
-              <w:t>Phân tích chi tiết các yêu cầu nghiệp vụ, luồng dữ liệu và logic xử lý của chức năng được giao để lập kế hoạch triển khai cụ thể</w:t>
-            </w:r>
-          </w:p>
-        </w:tc>
-        <w:tc>
-          <w:tcPr>
-            <w:tcW w:w="1701" w:type="dxa"/>
-            <w:vAlign w:val="center"/>
-          </w:tcPr>
-          <w:p>
-            <w:pPr>
-              <w:keepNext/>
-              <w:keepLines/>
-              <w:spacing w:before="160" w:after="80"/>
-              <w:ind w:firstLine="0"/>
-            </w:pPr>
-          </w:p>
-        </w:tc>
-        <w:tc>
-          <w:tcPr>
-            <w:tcW w:w="1843" w:type="dxa"/>
-            <w:vAlign w:val="center"/>
-          </w:tcPr>
-          <w:p>
-            <w:pPr>
-              <w:keepNext/>
-              <w:keepLines/>
-              <w:spacing w:before="160" w:after="80"/>
-              <w:ind w:firstLine="0"/>
-            </w:pPr>
-          </w:p>
-        </w:tc>
-        <w:tc>
-          <w:tcPr>
-            <w:tcW w:w="2409" w:type="dxa"/>
-            <w:vAlign w:val="center"/>
-          </w:tcPr>
-          <w:p>
-            <w:pPr>
-              <w:keepNext/>
-              <w:keepLines/>
-              <w:spacing w:before="160" w:after="80"/>
-              <w:ind w:firstLine="0"/>
-            </w:pPr>
-          </w:p>
-        </w:tc>
-      </w:tr>
-      <w:tr>
-        <w:tc>
-          <w:tcPr>
-            <w:tcW w:w="988" w:type="dxa"/>
-            <w:vAlign w:val="center"/>
-          </w:tcPr>
-          <w:p>
-            <w:pPr>
-              <w:keepNext/>
-              <w:keepLines/>
-              <w:spacing w:before="160" w:after="80"/>
-              <w:ind w:firstLine="0"/>
-              <w:jc w:val="center"/>
-            </w:pPr>
-            <w:r>
-              <w:t>5 - 7</w:t>
-            </w:r>
-          </w:p>
-        </w:tc>
-        <w:tc>
-          <w:tcPr>
-            <w:tcW w:w="2126" w:type="dxa"/>
-            <w:vAlign w:val="center"/>
-          </w:tcPr>
-          <w:p>
-            <w:pPr>
-              <w:keepNext/>
-              <w:keepLines/>
-              <w:spacing w:before="160" w:after="80"/>
-              <w:ind w:firstLine="0"/>
-            </w:pPr>
-            <w:r>
-              <w:t>Trực tiếp lập trình, cấu hình và triển khai các chức năng đã phân tích; phối hợp xử lý lỗi và tối ưu hóa mã nguồn theo yêu cầu</w:t>
-            </w:r>
-          </w:p>
-        </w:tc>
-        <w:tc>
-          <w:tcPr>
-            <w:tcW w:w="1701" w:type="dxa"/>
-            <w:vAlign w:val="center"/>
-          </w:tcPr>
-          <w:p>
-            <w:pPr>
-              <w:keepNext/>
-              <w:keepLines/>
-              <w:spacing w:before="160" w:after="80"/>
-              <w:ind w:firstLine="0"/>
-            </w:pPr>
-          </w:p>
-        </w:tc>
-        <w:tc>
-          <w:tcPr>
-            <w:tcW w:w="1843" w:type="dxa"/>
-            <w:vAlign w:val="center"/>
-          </w:tcPr>
-          <w:p>
-            <w:pPr>
-              <w:keepNext/>
-              <w:keepLines/>
-              <w:spacing w:before="160" w:after="80"/>
-              <w:ind w:firstLine="0"/>
-            </w:pPr>
-          </w:p>
-        </w:tc>
-        <w:tc>
-          <w:tcPr>
-            <w:tcW w:w="2409" w:type="dxa"/>
-            <w:vAlign w:val="center"/>
-          </w:tcPr>
-          <w:p>
-            <w:pPr>
-              <w:keepNext/>
-              <w:keepLines/>
-              <w:spacing w:before="160" w:after="80"/>
-              <w:ind w:firstLine="0"/>
-            </w:pPr>
-          </w:p>
-        </w:tc>
-      </w:tr>
-      <w:tr>
-        <w:tc>
-          <w:tcPr>
-            <w:tcW w:w="988" w:type="dxa"/>
-            <w:vAlign w:val="center"/>
-          </w:tcPr>
-          <w:p>
-            <w:pPr>
-              <w:keepNext/>
-              <w:keepLines/>
-              <w:spacing w:before="160" w:after="80"/>
-              <w:ind w:firstLine="0"/>
-              <w:jc w:val="center"/>
-            </w:pPr>
-            <w:r>
-              <w:lastRenderedPageBreak/>
-              <w:t>8 - 9</w:t>
-            </w:r>
-          </w:p>
-        </w:tc>
-        <w:tc>
-          <w:tcPr>
-            <w:tcW w:w="2126" w:type="dxa"/>
-            <w:vAlign w:val="center"/>
-          </w:tcPr>
-          <w:p>
-            <w:pPr>
-              <w:keepNext/>
-              <w:keepLines/>
-              <w:spacing w:before="160" w:after="80"/>
-              <w:ind w:firstLine="0"/>
-            </w:pPr>
-            <w:r>
-              <w:t>Nghiên cứu, lựa chọn giải pháp AI (API hoặc thư viện) phù hợp và tích hợp vào dự án hiện tại để tối ưu hóa quy trình hoặc trải nghiệm người dùng.</w:t>
-            </w:r>
-          </w:p>
-        </w:tc>
-        <w:tc>
-          <w:tcPr>
-            <w:tcW w:w="1701" w:type="dxa"/>
-            <w:vAlign w:val="center"/>
-          </w:tcPr>
-          <w:p>
-            <w:pPr>
-              <w:keepNext/>
-              <w:keepLines/>
-              <w:spacing w:before="160" w:after="80"/>
-              <w:ind w:firstLine="0"/>
-            </w:pPr>
-          </w:p>
-        </w:tc>
-        <w:tc>
-          <w:tcPr>
-            <w:tcW w:w="1843" w:type="dxa"/>
-            <w:vAlign w:val="center"/>
-          </w:tcPr>
-          <w:p>
-            <w:pPr>
-              <w:keepNext/>
-              <w:keepLines/>
-              <w:spacing w:before="160" w:after="80"/>
-              <w:ind w:firstLine="0"/>
-            </w:pPr>
-          </w:p>
-        </w:tc>
-        <w:tc>
-          <w:tcPr>
-            <w:tcW w:w="2409" w:type="dxa"/>
-            <w:vAlign w:val="center"/>
-          </w:tcPr>
-          <w:p>
-            <w:pPr>
-              <w:keepNext/>
-              <w:keepLines/>
-              <w:spacing w:before="160" w:after="80"/>
-              <w:ind w:firstLine="0"/>
-            </w:pPr>
-          </w:p>
-        </w:tc>
-      </w:tr>
-      <w:tr>
-        <w:tc>
-          <w:tcPr>
-            <w:tcW w:w="988" w:type="dxa"/>
-            <w:vAlign w:val="center"/>
-          </w:tcPr>
-          <w:p>
-            <w:pPr>
-              <w:keepNext/>
-              <w:keepLines/>
-              <w:spacing w:before="160" w:after="80"/>
-              <w:ind w:firstLine="0"/>
-              <w:jc w:val="center"/>
-            </w:pPr>
-            <w:r>
-              <w:t xml:space="preserve">10 </w:t>
-            </w:r>
-          </w:p>
-        </w:tc>
-        <w:tc>
-          <w:tcPr>
-            <w:tcW w:w="2126" w:type="dxa"/>
-            <w:vAlign w:val="center"/>
-          </w:tcPr>
-          <w:p>
-            <w:pPr>
-              <w:keepNext/>
-              <w:keepLines/>
-              <w:spacing w:before="160" w:after="80"/>
-              <w:ind w:firstLine="0"/>
-            </w:pPr>
-            <w:r>
-              <w:t>Kiểm tra toàn bộ hệ thống, sửa lỗi còn tồn đọng và biên soạn báo cáo tổng kết quá trình thực tập.</w:t>
-            </w:r>
-          </w:p>
-        </w:tc>
-        <w:tc>
-          <w:tcPr>
-            <w:tcW w:w="1701" w:type="dxa"/>
-            <w:vAlign w:val="center"/>
-          </w:tcPr>
-          <w:p>
-            <w:pPr>
-              <w:keepNext/>
-              <w:keepLines/>
-              <w:spacing w:before="160" w:after="80"/>
-              <w:ind w:firstLine="0"/>
-            </w:pPr>
-          </w:p>
-        </w:tc>
-        <w:tc>
-          <w:tcPr>
-            <w:tcW w:w="1843" w:type="dxa"/>
-            <w:vAlign w:val="center"/>
-          </w:tcPr>
-          <w:p>
-            <w:pPr>
-              <w:keepNext/>
-              <w:keepLines/>
-              <w:spacing w:before="160" w:after="80"/>
-              <w:ind w:firstLine="0"/>
-            </w:pPr>
-          </w:p>
-        </w:tc>
-        <w:tc>
-          <w:tcPr>
-            <w:tcW w:w="2409" w:type="dxa"/>
-            <w:vAlign w:val="center"/>
-          </w:tcPr>
-          <w:p>
-            <w:pPr>
-              <w:keepNext/>
-              <w:keepLines/>
-              <w:spacing w:before="160" w:after="80"/>
-              <w:ind w:firstLine="0"/>
-            </w:pPr>
-          </w:p>
-        </w:tc>
-      </w:tr>
-      <w:tr>
-        <w:tc>
-          <w:tcPr>
-            <w:tcW w:w="988" w:type="dxa"/>
-            <w:vAlign w:val="center"/>
-          </w:tcPr>
-          <w:p>
-            <w:pPr>
-              <w:keepNext/>
-              <w:keepLines/>
-              <w:spacing w:before="160" w:after="80"/>
-              <w:ind w:firstLine="0"/>
-              <w:jc w:val="center"/>
-            </w:pPr>
-            <w:r>
-              <w:t>11</w:t>
-            </w:r>
-          </w:p>
-        </w:tc>
-        <w:tc>
-          <w:tcPr>
-            <w:tcW w:w="2126" w:type="dxa"/>
-            <w:vAlign w:val="center"/>
-          </w:tcPr>
-          <w:p>
-            <w:pPr>
-              <w:keepNext/>
-              <w:keepLines/>
-              <w:spacing w:before="160" w:after="80"/>
-              <w:ind w:firstLine="0"/>
-            </w:pPr>
-            <w:r>
-              <w:t>Hệ thống hóa nội dung, thiết kế slide thuyết trình và thực hiện báo cáo kết quả thực tập trước hội đồng chuyên môn.</w:t>
-            </w:r>
-          </w:p>
-        </w:tc>
-        <w:tc>
-          <w:tcPr>
-            <w:tcW w:w="1701" w:type="dxa"/>
-            <w:vAlign w:val="center"/>
-          </w:tcPr>
-          <w:p>
-            <w:pPr>
-              <w:keepNext/>
-              <w:keepLines/>
-              <w:spacing w:before="160" w:after="80"/>
-              <w:ind w:firstLine="0"/>
-            </w:pPr>
-          </w:p>
-        </w:tc>
-        <w:tc>
-          <w:tcPr>
-            <w:tcW w:w="1843" w:type="dxa"/>
-            <w:vAlign w:val="center"/>
-          </w:tcPr>
-          <w:p>
-            <w:pPr>
-              <w:keepNext/>
-              <w:keepLines/>
-              <w:spacing w:before="160" w:after="80"/>
-              <w:ind w:firstLine="0"/>
-            </w:pPr>
-          </w:p>
-        </w:tc>
-        <w:tc>
-          <w:tcPr>
-            <w:tcW w:w="2409" w:type="dxa"/>
-            <w:vAlign w:val="center"/>
-          </w:tcPr>
-          <w:p>
-            <w:pPr>
-              <w:keepNext/>
-              <w:keepLines/>
-              <w:spacing w:before="160" w:after="80"/>
-              <w:ind w:firstLine="0"/>
-            </w:pPr>
-          </w:p>
-        </w:tc>
-      </w:tr>
-      <w:tr>
-        <w:tc>
-          <w:tcPr>
-            <w:tcW w:w="988" w:type="dxa"/>
-            <w:vAlign w:val="center"/>
-          </w:tcPr>
-          <w:p>
-            <w:pPr>
-              <w:keepNext/>
-              <w:keepLines/>
-              <w:spacing w:before="160" w:after="80"/>
-              <w:ind w:firstLine="0"/>
-              <w:jc w:val="center"/>
-            </w:pPr>
-          </w:p>
-        </w:tc>
-        <w:tc>
-          <w:tcPr>
-            <w:tcW w:w="2126" w:type="dxa"/>
-            <w:vAlign w:val="center"/>
-          </w:tcPr>
-          <w:sdt>
-            <w:sdtPr>
-              <w:tag w:val="goog_rdk_76"/>
-              <w:id w:val="321008838"/>
-            </w:sdtPr>
-            <w:sdtEndPr/>
-            <w:sdtContent>
-              <w:p>
-                <w:pPr>
-                  <w:keepNext/>
-                  <w:keepLines/>
-                  <w:spacing w:before="160" w:after="80"/>
-                  <w:ind w:firstLine="0"/>
-                  <w:jc w:val="center"/>
-                </w:pPr>
-                <w:r>
-                  <w:t>Tổng kết</w:t>
-                </w:r>
-              </w:p>
-            </w:sdtContent>
-          </w:sdt>
-        </w:tc>
-        <w:tc>
-          <w:tcPr>
-            <w:tcW w:w="1701" w:type="dxa"/>
-            <w:vAlign w:val="center"/>
-          </w:tcPr>
-          <w:p>
-            <w:pPr>
-              <w:keepNext/>
-              <w:keepLines/>
-              <w:spacing w:before="160" w:after="80"/>
-            </w:pPr>
-          </w:p>
-        </w:tc>
-        <w:tc>
-          <w:tcPr>
-            <w:tcW w:w="1843" w:type="dxa"/>
-            <w:vAlign w:val="center"/>
-          </w:tcPr>
-          <w:p>
-            <w:pPr>
-              <w:keepNext/>
-              <w:keepLines/>
-              <w:spacing w:before="160" w:after="80"/>
-            </w:pPr>
-          </w:p>
-        </w:tc>
-        <w:tc>
-          <w:tcPr>
-            <w:tcW w:w="2409" w:type="dxa"/>
-            <w:vAlign w:val="center"/>
-          </w:tcPr>
-          <w:p>
-            <w:pPr>
-              <w:keepNext/>
-              <w:keepLines/>
-              <w:spacing w:before="160" w:after="80"/>
-            </w:pPr>
-          </w:p>
-        </w:tc>
-      </w:tr>
-    </w:tbl>
     <w:p>
       <w:pPr>
         <w:ind w:firstLine="0"/>
@@ -3716,13 +4967,6 @@
           <w:cols w:space="720"/>
         </w:sectPr>
       </w:pPr>
-      <w:r>
-        <w:rPr>
-          <w:i/>
-          <w:iCs/>
-        </w:rPr>
-        <w:t xml:space="preserve">Ghi chú: Sinh viên phải trình bảng theo dõi tiến độ thực tập này kèm Nhật ký thực tập cho ĐVHD hàng tuần để người hướng dẫn kiểm tra và ký. </w:t>
-      </w:r>
     </w:p>
     <w:p/>
     <w:p>
@@ -3992,6 +5236,9 @@
             <w:r>
               <w:t>Họ và tên sinh viên:</w:t>
             </w:r>
+            <w:r>
+              <w:t xml:space="preserve"> Nguyễn Xuân Thưởng</w:t>
+            </w:r>
           </w:p>
         </w:tc>
       </w:tr>
@@ -4013,6 +5260,9 @@
             <w:r>
               <w:t>Mã số sinh viên:</w:t>
             </w:r>
+            <w:r>
+              <w:t xml:space="preserve"> 0220766</w:t>
+            </w:r>
           </w:p>
         </w:tc>
       </w:tr>
@@ -4034,6 +5284,9 @@
             <w:r>
               <w:t>Ngành/Chuyên ngành:</w:t>
             </w:r>
+            <w:r>
+              <w:t xml:space="preserve"> Khoa học máy tính</w:t>
+            </w:r>
           </w:p>
         </w:tc>
       </w:tr>
@@ -4055,6 +5308,9 @@
             <w:r>
               <w:t>Khoa/Viện:</w:t>
             </w:r>
+            <w:r>
+              <w:t xml:space="preserve"> Công nghệ thông tin</w:t>
+            </w:r>
           </w:p>
         </w:tc>
       </w:tr>
@@ -4075,6 +5331,12 @@
             </w:pPr>
             <w:r>
               <w:t>Đơn vị thực tập:</w:t>
+            </w:r>
+            <w:r>
+              <w:t xml:space="preserve"> </w:t>
+            </w:r>
+            <w:r>
+              <w:t>Công ty Cổ phần Giải pháp Chuyển đổi Số THG</w:t>
             </w:r>
           </w:p>
         </w:tc>
@@ -4359,7 +5621,10 @@
               <w:ind w:left="124" w:right="142" w:firstLine="0"/>
             </w:pPr>
             <w:r>
-              <w:t>C1. Áp dụng kiến thức vào nhiệm vụ được giao?</w:t>
+              <w:rPr>
+                <w:color w:val="000000"/>
+              </w:rPr>
+              <w:t>Phân tích nội dung, đặc điểm và phạm vi ứng dụng của giải pháp công nghệ đã tiếp cận trong giai đoạn thực tập</w:t>
             </w:r>
           </w:p>
         </w:tc>
@@ -4411,7 +5676,7 @@
               <w:ind w:left="124" w:right="142" w:firstLine="0"/>
             </w:pPr>
             <w:r>
-              <w:t>C2. Tuân thủ quy định, an toàn, đạo đức nghề nghiệp?</w:t>
+              <w:t>Thiết kế được giải pháp kỹ thuật có tính khả thi và ứng dụng thực tế, giải quyết được trọn vẹn hoặc một phần của bài toán trong lĩnh vực Khoa học Máy tính</w:t>
             </w:r>
           </w:p>
         </w:tc>
@@ -4426,7 +5691,7 @@
               <w:jc w:val="center"/>
             </w:pPr>
             <w:r>
-              <w:t>CLO4</w:t>
+              <w:t>CLO2</w:t>
             </w:r>
           </w:p>
         </w:tc>
@@ -4463,7 +5728,11 @@
               <w:ind w:left="124" w:right="142" w:firstLine="0"/>
             </w:pPr>
             <w:r>
-              <w:t>C3. Phối hợp nhóm, giao tiếp công việc</w:t>
+              <w:rPr>
+                <w:color w:val="000000"/>
+              </w:rPr>
+              <w:lastRenderedPageBreak/>
+              <w:t>Vận dụng kiến thức về trí tuệ nhân tạo để triển khai một hoặc một bài toán Khoa học Máy tính trong môi trường thực tế.</w:t>
             </w:r>
           </w:p>
         </w:tc>
@@ -4478,7 +5747,7 @@
               <w:jc w:val="center"/>
             </w:pPr>
             <w:r>
-              <w:t>CLO5</w:t>
+              <w:t>CLO3</w:t>
             </w:r>
           </w:p>
         </w:tc>
@@ -4515,7 +5784,10 @@
               <w:ind w:left="124" w:right="142" w:firstLine="0"/>
             </w:pPr>
             <w:r>
-              <w:t>C4. Phân tích vấn đề, đề xuất giải pháp</w:t>
+              <w:rPr>
+                <w:color w:val="000000"/>
+              </w:rPr>
+              <w:t>Giao tiếp hiệu quả bằng hình thức viết và nói trong môi trường công việc</w:t>
             </w:r>
           </w:p>
         </w:tc>
@@ -4530,7 +5802,7 @@
               <w:jc w:val="center"/>
             </w:pPr>
             <w:r>
-              <w:t>CLO2</w:t>
+              <w:t>CLO4</w:t>
             </w:r>
           </w:p>
         </w:tc>
@@ -4567,8 +5839,10 @@
               <w:ind w:left="124" w:right="142" w:firstLine="0"/>
             </w:pPr>
             <w:r>
-              <w:lastRenderedPageBreak/>
-              <w:t>C5. Sử dụng công cụ, phần mềm kỹ thuật</w:t>
+              <w:rPr>
+                <w:color w:val="000000"/>
+              </w:rPr>
+              <w:t>Làm việc nhóm hiệu quả trong môi trường thực tế, chuyên nghiệp.</w:t>
             </w:r>
           </w:p>
         </w:tc>
@@ -4583,62 +5857,7 @@
               <w:jc w:val="center"/>
             </w:pPr>
             <w:r>
-              <w:t>CLO6</w:t>
-            </w:r>
-          </w:p>
-        </w:tc>
-        <w:tc>
-          <w:tcPr>
-            <w:tcW w:w="1401" w:type="dxa"/>
-            <w:vAlign w:val="center"/>
-          </w:tcPr>
-          <w:p/>
-        </w:tc>
-        <w:tc>
-          <w:tcPr>
-            <w:tcW w:w="1401" w:type="dxa"/>
-            <w:vAlign w:val="center"/>
-          </w:tcPr>
-          <w:p/>
-        </w:tc>
-        <w:tc>
-          <w:tcPr>
-            <w:tcW w:w="1588" w:type="dxa"/>
-            <w:vAlign w:val="center"/>
-          </w:tcPr>
-          <w:p/>
-        </w:tc>
-      </w:tr>
-      <w:tr>
-        <w:trPr>
-          <w:trHeight w:val="774"/>
-        </w:trPr>
-        <w:tc>
-          <w:tcPr>
-            <w:tcW w:w="3832" w:type="dxa"/>
-            <w:vAlign w:val="center"/>
-          </w:tcPr>
-          <w:p>
-            <w:pPr>
-              <w:ind w:left="124" w:right="142" w:firstLine="0"/>
-            </w:pPr>
-            <w:r>
-              <w:t>C6. Viết báo cáo tiến độ, phản hồi</w:t>
-            </w:r>
-          </w:p>
-        </w:tc>
-        <w:tc>
-          <w:tcPr>
-            <w:tcW w:w="1125" w:type="dxa"/>
-            <w:vAlign w:val="center"/>
-          </w:tcPr>
-          <w:p>
-            <w:pPr>
-              <w:ind w:firstLine="0"/>
-              <w:jc w:val="center"/>
-            </w:pPr>
-            <w:r>
-              <w:t>CLO3</w:t>
+              <w:t>CLO5</w:t>
             </w:r>
           </w:p>
         </w:tc>
@@ -4907,42 +6126,7 @@
             <w:pPr>
               <w:spacing w:before="0" w:after="0"/>
               <w:ind w:firstLine="0"/>
-              <w:jc w:val="center"/>
-            </w:pPr>
-          </w:p>
-          <w:p>
-            <w:pPr>
-              <w:spacing w:before="0" w:after="0"/>
-              <w:ind w:firstLine="0"/>
-              <w:jc w:val="center"/>
-            </w:pPr>
-          </w:p>
-          <w:p>
-            <w:pPr>
-              <w:spacing w:before="0" w:after="0"/>
-              <w:ind w:firstLine="0"/>
-              <w:jc w:val="center"/>
-            </w:pPr>
-          </w:p>
-          <w:p>
-            <w:pPr>
-              <w:spacing w:before="0" w:after="0"/>
-              <w:ind w:firstLine="0"/>
-              <w:jc w:val="center"/>
-            </w:pPr>
-          </w:p>
-          <w:p>
-            <w:pPr>
-              <w:spacing w:before="0" w:after="0"/>
-              <w:ind w:firstLine="0"/>
-              <w:jc w:val="center"/>
-            </w:pPr>
-          </w:p>
-          <w:p>
-            <w:pPr>
-              <w:spacing w:before="0" w:after="0"/>
-              <w:ind w:firstLine="0"/>
-              <w:jc w:val="center"/>
+              <w:jc w:val="left"/>
             </w:pPr>
           </w:p>
           <w:p>
@@ -5245,6 +6429,9 @@
             <w:r>
               <w:t>Họ và tên sinh viên:</w:t>
             </w:r>
+            <w:r>
+              <w:t xml:space="preserve"> Nguyễn Xuân Thưởng</w:t>
+            </w:r>
           </w:p>
         </w:tc>
       </w:tr>
@@ -5261,6 +6448,9 @@
             <w:r>
               <w:t>Mã số sinh viên:</w:t>
             </w:r>
+            <w:r>
+              <w:t xml:space="preserve"> 0220766</w:t>
+            </w:r>
           </w:p>
         </w:tc>
       </w:tr>
@@ -5277,6 +6467,9 @@
             <w:r>
               <w:t>Ngành/Chuyên ngành:</w:t>
             </w:r>
+            <w:r>
+              <w:t xml:space="preserve"> Khoa học máy tính</w:t>
+            </w:r>
           </w:p>
         </w:tc>
       </w:tr>
@@ -5293,6 +6486,9 @@
             <w:r>
               <w:t>Khoa/Viện:</w:t>
             </w:r>
+            <w:r>
+              <w:t xml:space="preserve"> Công nghệ thông tin</w:t>
+            </w:r>
           </w:p>
         </w:tc>
       </w:tr>
@@ -5309,6 +6505,12 @@
             <w:r>
               <w:t>Giảng viên hướng dẫn:</w:t>
             </w:r>
+            <w:r>
+              <w:t xml:space="preserve"> </w:t>
+            </w:r>
+            <w:r>
+              <w:t>Hoàng Nam Thắng</w:t>
+            </w:r>
           </w:p>
         </w:tc>
       </w:tr>
@@ -5324,6 +6526,12 @@
             </w:pPr>
             <w:r>
               <w:t>Đơn vị thực tập:</w:t>
+            </w:r>
+            <w:r>
+              <w:t xml:space="preserve"> </w:t>
+            </w:r>
+            <w:r>
+              <w:t>Công ty Cổ phần Giải pháp Chuyển đổi Số THG</w:t>
             </w:r>
           </w:p>
         </w:tc>
@@ -5521,7 +6729,10 @@
               <w:jc w:val="left"/>
             </w:pPr>
             <w:r>
-              <w:t>Áp dụng kiến thức chuyên môn</w:t>
+              <w:rPr>
+                <w:color w:val="000000"/>
+              </w:rPr>
+              <w:t>Phân tích nội dung, đặc điểm và phạm vi ứng dụng của giải pháp công nghệ đã tiếp cận trong giai đoạn thực tập</w:t>
             </w:r>
           </w:p>
         </w:tc>
@@ -5571,7 +6782,7 @@
               <w:jc w:val="left"/>
             </w:pPr>
             <w:r>
-              <w:t>Phân tích và giải quyết vấn đề</w:t>
+              <w:t>Thiết kế được giải pháp kỹ thuật có tính khả thi và ứng dụng thực tế, giải quyết được trọn vẹn hoặc một phần của bài toán trong lĩnh vực Khoa học Máy tính</w:t>
             </w:r>
           </w:p>
         </w:tc>
@@ -5621,7 +6832,17 @@
               <w:jc w:val="left"/>
             </w:pPr>
             <w:r>
-              <w:t>Giao tiếp, báo cáo và thuyết trình</w:t>
+              <w:rPr>
+                <w:color w:val="000000"/>
+              </w:rPr>
+              <w:t xml:space="preserve">Vận dụng kiến thức về trí tuệ nhân tạo để triển khai một hoặc một bài toán Khoa học </w:t>
+            </w:r>
+            <w:r>
+              <w:rPr>
+                <w:color w:val="000000"/>
+              </w:rPr>
+              <w:lastRenderedPageBreak/>
+              <w:t>Máy tính trong môi trường thực tế.</w:t>
             </w:r>
           </w:p>
         </w:tc>
@@ -5671,7 +6892,10 @@
               <w:jc w:val="left"/>
             </w:pPr>
             <w:r>
-              <w:t>Đạo đức và an toàn nghề nghiệp</w:t>
+              <w:rPr>
+                <w:color w:val="000000"/>
+              </w:rPr>
+              <w:t>Giao tiếp hiệu quả bằng hình thức viết và nói trong môi trường công việc</w:t>
             </w:r>
           </w:p>
         </w:tc>
@@ -5721,108 +6945,10 @@
               <w:jc w:val="left"/>
             </w:pPr>
             <w:r>
-              <w:t>Làm việc nhóm và phối hợp</w:t>
-            </w:r>
-          </w:p>
-        </w:tc>
-        <w:tc>
-          <w:tcPr>
-            <w:tcW w:w="1307" w:type="dxa"/>
-            <w:vAlign w:val="center"/>
-          </w:tcPr>
-          <w:p>
-            <w:pPr>
-              <w:jc w:val="center"/>
-            </w:pPr>
-          </w:p>
-        </w:tc>
-        <w:tc>
-          <w:tcPr>
-            <w:tcW w:w="2583" w:type="dxa"/>
-            <w:vAlign w:val="center"/>
-          </w:tcPr>
-          <w:p/>
-        </w:tc>
-      </w:tr>
-      <w:tr>
-        <w:tc>
-          <w:tcPr>
-            <w:tcW w:w="1964" w:type="dxa"/>
-            <w:vAlign w:val="center"/>
-          </w:tcPr>
-          <w:p>
-            <w:pPr>
-              <w:ind w:left="127" w:right="103" w:firstLine="0"/>
-              <w:jc w:val="center"/>
-            </w:pPr>
-            <w:r>
-              <w:t>CLO6</w:t>
-            </w:r>
-          </w:p>
-        </w:tc>
-        <w:tc>
-          <w:tcPr>
-            <w:tcW w:w="3643" w:type="dxa"/>
-            <w:vAlign w:val="center"/>
-          </w:tcPr>
-          <w:p>
-            <w:pPr>
-              <w:ind w:left="144" w:right="213" w:firstLine="0"/>
-              <w:jc w:val="left"/>
-            </w:pPr>
-            <w:r>
-              <w:t>Sử dụng công cụ, phần mềm kỹ thuật</w:t>
-            </w:r>
-          </w:p>
-        </w:tc>
-        <w:tc>
-          <w:tcPr>
-            <w:tcW w:w="1307" w:type="dxa"/>
-            <w:vAlign w:val="center"/>
-          </w:tcPr>
-          <w:p>
-            <w:pPr>
-              <w:jc w:val="center"/>
-            </w:pPr>
-          </w:p>
-        </w:tc>
-        <w:tc>
-          <w:tcPr>
-            <w:tcW w:w="2583" w:type="dxa"/>
-            <w:vAlign w:val="center"/>
-          </w:tcPr>
-          <w:p/>
-        </w:tc>
-      </w:tr>
-      <w:tr>
-        <w:tc>
-          <w:tcPr>
-            <w:tcW w:w="1964" w:type="dxa"/>
-            <w:vAlign w:val="center"/>
-          </w:tcPr>
-          <w:p>
-            <w:pPr>
-              <w:ind w:left="127" w:right="103" w:firstLine="0"/>
-              <w:jc w:val="center"/>
-            </w:pPr>
-            <w:r>
-              <w:lastRenderedPageBreak/>
-              <w:t>CLO7</w:t>
-            </w:r>
-          </w:p>
-        </w:tc>
-        <w:tc>
-          <w:tcPr>
-            <w:tcW w:w="3643" w:type="dxa"/>
-            <w:vAlign w:val="center"/>
-          </w:tcPr>
-          <w:p>
-            <w:pPr>
-              <w:ind w:left="144" w:right="213" w:firstLine="0"/>
-              <w:jc w:val="left"/>
-            </w:pPr>
-            <w:r>
-              <w:t>Tự nhận xét và phát triển nghề nghiệp</w:t>
+              <w:rPr>
+                <w:color w:val="000000"/>
+              </w:rPr>
+              <w:t>Làm việc nhóm hiệu quả trong môi trường thực tế, chuyên nghiệp.</w:t>
             </w:r>
           </w:p>
         </w:tc>
@@ -6023,31 +7149,19 @@
     <w:p>
       <w:pPr>
         <w:spacing w:before="280" w:after="280"/>
+        <w:ind w:firstLine="0"/>
       </w:pPr>
     </w:p>
     <w:p>
       <w:pPr>
         <w:spacing w:before="280" w:after="280"/>
+        <w:ind w:firstLine="0"/>
       </w:pPr>
     </w:p>
     <w:p>
       <w:pPr>
         <w:spacing w:before="280" w:after="280"/>
-      </w:pPr>
-    </w:p>
-    <w:p>
-      <w:pPr>
-        <w:spacing w:before="280" w:after="280"/>
-      </w:pPr>
-    </w:p>
-    <w:p>
-      <w:pPr>
-        <w:spacing w:before="280" w:after="280"/>
-      </w:pPr>
-    </w:p>
-    <w:p>
-      <w:pPr>
-        <w:spacing w:before="280" w:after="280"/>
+        <w:ind w:firstLine="0"/>
       </w:pPr>
     </w:p>
     <w:p>
@@ -6182,18 +7296,18 @@
     <w:tbl>
       <w:tblPr>
         <w:tblStyle w:val="17"/>
-        <w:tblW w:w="9735" w:type="dxa"/>
+        <w:tblW w:w="9985" w:type="dxa"/>
         <w:tblLayout w:type="fixed"/>
         <w:tblLook w:val="0400" w:firstRow="0" w:lastRow="0" w:firstColumn="0" w:lastColumn="0" w:noHBand="0" w:noVBand="1"/>
       </w:tblPr>
       <w:tblGrid>
-        <w:gridCol w:w="5103"/>
-        <w:gridCol w:w="4632"/>
+        <w:gridCol w:w="6096"/>
+        <w:gridCol w:w="3889"/>
       </w:tblGrid>
       <w:tr>
         <w:tc>
           <w:tcPr>
-            <w:tcW w:w="5103" w:type="dxa"/>
+            <w:tcW w:w="6096" w:type="dxa"/>
             <w:vAlign w:val="center"/>
           </w:tcPr>
           <w:p>
@@ -6210,7 +7324,7 @@
         </w:tc>
         <w:tc>
           <w:tcPr>
-            <w:tcW w:w="4632" w:type="dxa"/>
+            <w:tcW w:w="3889" w:type="dxa"/>
             <w:vAlign w:val="center"/>
           </w:tcPr>
           <w:p>
@@ -6224,7 +7338,7 @@
       <w:tr>
         <w:tc>
           <w:tcPr>
-            <w:tcW w:w="5103" w:type="dxa"/>
+            <w:tcW w:w="6096" w:type="dxa"/>
             <w:vAlign w:val="center"/>
           </w:tcPr>
           <w:p>
@@ -6241,7 +7355,7 @@
         </w:tc>
         <w:tc>
           <w:tcPr>
-            <w:tcW w:w="4632" w:type="dxa"/>
+            <w:tcW w:w="3889" w:type="dxa"/>
             <w:vAlign w:val="center"/>
           </w:tcPr>
           <w:p>
@@ -6254,7 +7368,7 @@
       <w:tr>
         <w:tc>
           <w:tcPr>
-            <w:tcW w:w="5103" w:type="dxa"/>
+            <w:tcW w:w="6096" w:type="dxa"/>
             <w:vAlign w:val="center"/>
           </w:tcPr>
           <w:p>
@@ -6271,7 +7385,7 @@
         </w:tc>
         <w:tc>
           <w:tcPr>
-            <w:tcW w:w="4632" w:type="dxa"/>
+            <w:tcW w:w="3889" w:type="dxa"/>
             <w:vAlign w:val="center"/>
           </w:tcPr>
           <w:p>
@@ -6284,7 +7398,7 @@
       <w:tr>
         <w:tc>
           <w:tcPr>
-            <w:tcW w:w="5103" w:type="dxa"/>
+            <w:tcW w:w="6096" w:type="dxa"/>
             <w:vAlign w:val="center"/>
           </w:tcPr>
           <w:p>
@@ -6301,7 +7415,7 @@
         </w:tc>
         <w:tc>
           <w:tcPr>
-            <w:tcW w:w="4632" w:type="dxa"/>
+            <w:tcW w:w="3889" w:type="dxa"/>
             <w:vAlign w:val="center"/>
           </w:tcPr>
           <w:p>
@@ -6317,7 +7431,7 @@
         </w:trPr>
         <w:tc>
           <w:tcPr>
-            <w:tcW w:w="5103" w:type="dxa"/>
+            <w:tcW w:w="6096" w:type="dxa"/>
             <w:vAlign w:val="center"/>
           </w:tcPr>
           <w:p>
@@ -6334,7 +7448,7 @@
         </w:tc>
         <w:tc>
           <w:tcPr>
-            <w:tcW w:w="4632" w:type="dxa"/>
+            <w:tcW w:w="3889" w:type="dxa"/>
             <w:vAlign w:val="center"/>
           </w:tcPr>
           <w:p>
@@ -6347,7 +7461,7 @@
       <w:tr>
         <w:tc>
           <w:tcPr>
-            <w:tcW w:w="5103" w:type="dxa"/>
+            <w:tcW w:w="6096" w:type="dxa"/>
             <w:vAlign w:val="center"/>
           </w:tcPr>
           <w:p>
@@ -6361,11 +7475,14 @@
             <w:r>
               <w:t xml:space="preserve"> </w:t>
             </w:r>
-          </w:p>
-        </w:tc>
-        <w:tc>
-          <w:tcPr>
-            <w:tcW w:w="4632" w:type="dxa"/>
+            <w:r>
+              <w:t>Công ty Cổ phần Giải pháp Chuyển đổi Số THG</w:t>
+            </w:r>
+          </w:p>
+        </w:tc>
+        <w:tc>
+          <w:tcPr>
+            <w:tcW w:w="3889" w:type="dxa"/>
             <w:vAlign w:val="center"/>
           </w:tcPr>
           <w:p>
@@ -6378,7 +7495,7 @@
       <w:tr>
         <w:tc>
           <w:tcPr>
-            <w:tcW w:w="5103" w:type="dxa"/>
+            <w:tcW w:w="6096" w:type="dxa"/>
             <w:vAlign w:val="center"/>
           </w:tcPr>
           <w:p>
@@ -6395,7 +7512,7 @@
         </w:tc>
         <w:tc>
           <w:tcPr>
-            <w:tcW w:w="4632" w:type="dxa"/>
+            <w:tcW w:w="3889" w:type="dxa"/>
             <w:vAlign w:val="center"/>
           </w:tcPr>
           <w:p>
@@ -6403,7 +7520,16 @@
               <w:spacing w:before="0"/>
             </w:pPr>
             <w:r>
-              <w:t>Từ ngày…………..đến ngày ……</w:t>
+              <w:t>Từ ngày</w:t>
+            </w:r>
+            <w:r>
+              <w:t xml:space="preserve"> 26/1 </w:t>
+            </w:r>
+            <w:r>
+              <w:t>đến ngà</w:t>
+            </w:r>
+            <w:r>
+              <w:t>y 19/4</w:t>
             </w:r>
           </w:p>
         </w:tc>
@@ -6411,7 +7537,7 @@
       <w:tr>
         <w:tc>
           <w:tcPr>
-            <w:tcW w:w="5103" w:type="dxa"/>
+            <w:tcW w:w="6096" w:type="dxa"/>
             <w:vAlign w:val="center"/>
           </w:tcPr>
           <w:p>
@@ -6425,19 +7551,13 @@
               <w:t xml:space="preserve"> </w:t>
             </w:r>
             <w:r>
-              <w:t xml:space="preserve">Công ty Cổ phần </w:t>
-            </w:r>
-            <w:r>
-              <w:t xml:space="preserve">    </w:t>
-            </w:r>
-            <w:r>
-              <w:t>Giải pháp Chuyển đổi Số THG</w:t>
-            </w:r>
-          </w:p>
-        </w:tc>
-        <w:tc>
-          <w:tcPr>
-            <w:tcW w:w="4632" w:type="dxa"/>
+              <w:t>Hoàng Nam Thắng</w:t>
+            </w:r>
+          </w:p>
+        </w:tc>
+        <w:tc>
+          <w:tcPr>
+            <w:tcW w:w="3889" w:type="dxa"/>
             <w:vAlign w:val="center"/>
           </w:tcPr>
           <w:p>
@@ -6448,9 +7568,12 @@
         </w:tc>
       </w:tr>
       <w:tr>
-        <w:tc>
-          <w:tcPr>
-            <w:tcW w:w="5103" w:type="dxa"/>
+        <w:trPr>
+          <w:trHeight w:val="87"/>
+        </w:trPr>
+        <w:tc>
+          <w:tcPr>
+            <w:tcW w:w="6096" w:type="dxa"/>
             <w:vAlign w:val="center"/>
           </w:tcPr>
           <w:p>
@@ -6461,6 +7584,9 @@
             <w:r>
               <w:t xml:space="preserve">Cán bộ hướng dẫn tại ĐVHD: </w:t>
             </w:r>
+            <w:r>
+              <w:t>Nguyễn Ngọc Hải</w:t>
+            </w:r>
           </w:p>
           <w:p>
             <w:pPr>
@@ -6507,7 +7633,7 @@
         </w:tc>
         <w:tc>
           <w:tcPr>
-            <w:tcW w:w="4632" w:type="dxa"/>
+            <w:tcW w:w="3889" w:type="dxa"/>
             <w:vAlign w:val="center"/>
           </w:tcPr>
           <w:p>
@@ -6663,7 +7789,7 @@
         </w:rPr>
         <w:t xml:space="preserve">Phần 3. </w:t>
       </w:r>
-      <w:bookmarkStart w:id="1" w:name="_Hlk223982583"/>
+      <w:bookmarkStart w:id="2" w:name="_Hlk223982583"/>
       <w:r>
         <w:rPr>
           <w:b/>
@@ -6672,7 +7798,7 @@
         <w:t>Nội dung và kết quả thực tập</w:t>
       </w:r>
     </w:p>
-    <w:bookmarkEnd w:id="1"/>
+    <w:bookmarkEnd w:id="2"/>
     <w:p>
       <w:pPr>
         <w:numPr>
@@ -7295,8 +8421,8 @@
         <w:tblLook w:val="0400" w:firstRow="0" w:lastRow="0" w:firstColumn="0" w:lastColumn="0" w:noHBand="0" w:noVBand="1"/>
       </w:tblPr>
       <w:tblGrid>
-        <w:gridCol w:w="5790"/>
-        <w:gridCol w:w="8925"/>
+        <w:gridCol w:w="7088"/>
+        <w:gridCol w:w="7627"/>
       </w:tblGrid>
       <w:tr>
         <w:trPr>
@@ -7304,18 +8430,21 @@
         </w:trPr>
         <w:tc>
           <w:tcPr>
-            <w:tcW w:w="5790" w:type="dxa"/>
+            <w:tcW w:w="7088" w:type="dxa"/>
             <w:vAlign w:val="center"/>
           </w:tcPr>
           <w:p>
             <w:r>
               <w:t>Họ và tên sinh viên:</w:t>
             </w:r>
-          </w:p>
-        </w:tc>
-        <w:tc>
-          <w:tcPr>
-            <w:tcW w:w="8925" w:type="dxa"/>
+            <w:r>
+              <w:t xml:space="preserve"> Nguyễn Xuân Thưởng</w:t>
+            </w:r>
+          </w:p>
+        </w:tc>
+        <w:tc>
+          <w:tcPr>
+            <w:tcW w:w="7627" w:type="dxa"/>
             <w:vAlign w:val="center"/>
           </w:tcPr>
           <w:p/>
@@ -7327,18 +8456,21 @@
         </w:trPr>
         <w:tc>
           <w:tcPr>
-            <w:tcW w:w="5790" w:type="dxa"/>
+            <w:tcW w:w="7088" w:type="dxa"/>
             <w:vAlign w:val="center"/>
           </w:tcPr>
           <w:p>
             <w:r>
               <w:t>Mã số sinh viên:</w:t>
             </w:r>
-          </w:p>
-        </w:tc>
-        <w:tc>
-          <w:tcPr>
-            <w:tcW w:w="8925" w:type="dxa"/>
+            <w:r>
+              <w:t xml:space="preserve"> 0220766</w:t>
+            </w:r>
+          </w:p>
+        </w:tc>
+        <w:tc>
+          <w:tcPr>
+            <w:tcW w:w="7627" w:type="dxa"/>
             <w:vAlign w:val="center"/>
           </w:tcPr>
           <w:p/>
@@ -7350,18 +8482,73 @@
         </w:trPr>
         <w:tc>
           <w:tcPr>
-            <w:tcW w:w="5790" w:type="dxa"/>
+            <w:tcW w:w="7088" w:type="dxa"/>
             <w:vAlign w:val="center"/>
           </w:tcPr>
           <w:p>
             <w:r>
               <w:t>Ngành/Chuyên ngành:</w:t>
             </w:r>
-          </w:p>
-        </w:tc>
-        <w:tc>
-          <w:tcPr>
-            <w:tcW w:w="8925" w:type="dxa"/>
+            <w:r>
+              <w:t xml:space="preserve"> Khoa học máy tính</w:t>
+            </w:r>
+          </w:p>
+        </w:tc>
+        <w:tc>
+          <w:tcPr>
+            <w:tcW w:w="7627" w:type="dxa"/>
+            <w:vAlign w:val="center"/>
+          </w:tcPr>
+          <w:p/>
+        </w:tc>
+      </w:tr>
+      <w:tr>
+        <w:trPr>
+          <w:trHeight w:val="412"/>
+        </w:trPr>
+        <w:tc>
+          <w:tcPr>
+            <w:tcW w:w="7088" w:type="dxa"/>
+            <w:vAlign w:val="center"/>
+          </w:tcPr>
+          <w:p>
+            <w:r>
+              <w:t>Khoa/Viện:</w:t>
+            </w:r>
+            <w:r>
+              <w:t xml:space="preserve"> Công nghệ thông tin</w:t>
+            </w:r>
+          </w:p>
+        </w:tc>
+        <w:tc>
+          <w:tcPr>
+            <w:tcW w:w="7627" w:type="dxa"/>
+            <w:vAlign w:val="center"/>
+          </w:tcPr>
+          <w:p/>
+        </w:tc>
+      </w:tr>
+      <w:tr>
+        <w:trPr>
+          <w:trHeight w:val="451"/>
+        </w:trPr>
+        <w:tc>
+          <w:tcPr>
+            <w:tcW w:w="7088" w:type="dxa"/>
+            <w:vAlign w:val="center"/>
+          </w:tcPr>
+          <w:p>
+            <w:r>
+              <w:t>Giảng viên hướng dẫn:</w:t>
+            </w:r>
+            <w:r>
+              <w:t xml:space="preserve"> Hoàng Nam Thắng</w:t>
+            </w:r>
+          </w:p>
+        </w:tc>
+        <w:tc>
+          <w:tcPr>
+            <w:tcW w:w="7627" w:type="dxa"/>
             <w:vAlign w:val="center"/>
           </w:tcPr>
           <w:p/>
@@ -7373,18 +8560,33 @@
         </w:trPr>
         <w:tc>
           <w:tcPr>
-            <w:tcW w:w="5790" w:type="dxa"/>
-            <w:vAlign w:val="center"/>
-          </w:tcPr>
-          <w:p>
-            <w:r>
-              <w:t>Khoa/Viện:</w:t>
-            </w:r>
-          </w:p>
-        </w:tc>
-        <w:tc>
-          <w:tcPr>
-            <w:tcW w:w="8925" w:type="dxa"/>
+            <w:tcW w:w="7088" w:type="dxa"/>
+            <w:vAlign w:val="center"/>
+          </w:tcPr>
+          <w:p>
+            <w:pPr>
+              <w:ind w:right="-1519"/>
+            </w:pPr>
+            <w:r>
+              <w:t>ĐVHD:</w:t>
+            </w:r>
+            <w:r>
+              <w:t xml:space="preserve"> </w:t>
+            </w:r>
+            <w:r>
+              <w:t xml:space="preserve">Công ty Cổ phần </w:t>
+            </w:r>
+            <w:r>
+              <w:t xml:space="preserve">    </w:t>
+            </w:r>
+            <w:r>
+              <w:t>Giải pháp Chuyển đổi Số THG</w:t>
+            </w:r>
+          </w:p>
+        </w:tc>
+        <w:tc>
+          <w:tcPr>
+            <w:tcW w:w="7627" w:type="dxa"/>
             <w:vAlign w:val="center"/>
           </w:tcPr>
           <w:p/>
@@ -7396,67 +8598,21 @@
         </w:trPr>
         <w:tc>
           <w:tcPr>
-            <w:tcW w:w="5790" w:type="dxa"/>
-            <w:vAlign w:val="center"/>
-          </w:tcPr>
-          <w:p>
-            <w:r>
-              <w:t>Giảng viên hướng dẫn:</w:t>
-            </w:r>
-          </w:p>
-        </w:tc>
-        <w:tc>
-          <w:tcPr>
-            <w:tcW w:w="8925" w:type="dxa"/>
-            <w:vAlign w:val="center"/>
-          </w:tcPr>
-          <w:p/>
-        </w:tc>
-      </w:tr>
-      <w:tr>
-        <w:trPr>
-          <w:trHeight w:val="438"/>
-        </w:trPr>
-        <w:tc>
-          <w:tcPr>
-            <w:tcW w:w="5790" w:type="dxa"/>
-            <w:vAlign w:val="center"/>
-          </w:tcPr>
-          <w:p>
-            <w:pPr>
-              <w:ind w:right="-1519"/>
-            </w:pPr>
-            <w:r>
-              <w:t>ĐVHD:</w:t>
-            </w:r>
-          </w:p>
-        </w:tc>
-        <w:tc>
-          <w:tcPr>
-            <w:tcW w:w="8925" w:type="dxa"/>
-            <w:vAlign w:val="center"/>
-          </w:tcPr>
-          <w:p/>
-        </w:tc>
-      </w:tr>
-      <w:tr>
-        <w:trPr>
-          <w:trHeight w:val="451"/>
-        </w:trPr>
-        <w:tc>
-          <w:tcPr>
-            <w:tcW w:w="5790" w:type="dxa"/>
+            <w:tcW w:w="7088" w:type="dxa"/>
             <w:vAlign w:val="center"/>
           </w:tcPr>
           <w:p>
             <w:r>
               <w:t>Cán bộ hướng dẫn tại ĐVHD:</w:t>
             </w:r>
-          </w:p>
-        </w:tc>
-        <w:tc>
-          <w:tcPr>
-            <w:tcW w:w="8925" w:type="dxa"/>
+            <w:r>
+              <w:t xml:space="preserve"> Nguyễn Ngọc Hải</w:t>
+            </w:r>
+          </w:p>
+        </w:tc>
+        <w:tc>
+          <w:tcPr>
+            <w:tcW w:w="7627" w:type="dxa"/>
             <w:vAlign w:val="center"/>
           </w:tcPr>
           <w:p/>
@@ -7468,23 +8624,35 @@
         </w:trPr>
         <w:tc>
           <w:tcPr>
-            <w:tcW w:w="5790" w:type="dxa"/>
+            <w:tcW w:w="7088" w:type="dxa"/>
             <w:vAlign w:val="center"/>
           </w:tcPr>
           <w:p>
             <w:r>
               <w:t>Thời gian thực tập:</w:t>
             </w:r>
-          </w:p>
-        </w:tc>
-        <w:tc>
-          <w:tcPr>
-            <w:tcW w:w="8925" w:type="dxa"/>
-            <w:vAlign w:val="center"/>
-          </w:tcPr>
-          <w:p>
-            <w:r>
-              <w:t>Từ ngày ……………… đến ngày ………………</w:t>
+            <w:r>
+              <w:t xml:space="preserve"> 11 tuần</w:t>
+            </w:r>
+          </w:p>
+        </w:tc>
+        <w:tc>
+          <w:tcPr>
+            <w:tcW w:w="7627" w:type="dxa"/>
+            <w:vAlign w:val="center"/>
+          </w:tcPr>
+          <w:p>
+            <w:r>
+              <w:t>Từ ngà</w:t>
+            </w:r>
+            <w:r>
+              <w:t xml:space="preserve">y: 26/1 </w:t>
+            </w:r>
+            <w:r>
+              <w:t xml:space="preserve"> đến ngày</w:t>
+            </w:r>
+            <w:r>
+              <w:t xml:space="preserve"> 19/4</w:t>
             </w:r>
           </w:p>
         </w:tc>
@@ -10322,13 +11490,13 @@
         <w:tblLook w:val="0400" w:firstRow="0" w:lastRow="0" w:firstColumn="0" w:lastColumn="0" w:noHBand="0" w:noVBand="1"/>
       </w:tblPr>
       <w:tblGrid>
-        <w:gridCol w:w="3825"/>
-        <w:gridCol w:w="6105"/>
+        <w:gridCol w:w="8647"/>
+        <w:gridCol w:w="1283"/>
       </w:tblGrid>
       <w:tr>
         <w:tc>
           <w:tcPr>
-            <w:tcW w:w="3825" w:type="dxa"/>
+            <w:tcW w:w="8647" w:type="dxa"/>
           </w:tcPr>
           <w:p>
             <w:pPr>
@@ -10337,11 +11505,14 @@
             <w:r>
               <w:t>Họ và tên sinh viên:</w:t>
             </w:r>
-          </w:p>
-        </w:tc>
-        <w:tc>
-          <w:tcPr>
-            <w:tcW w:w="6105" w:type="dxa"/>
+            <w:r>
+              <w:t xml:space="preserve"> Nguyễn Xuân Thưởng</w:t>
+            </w:r>
+          </w:p>
+        </w:tc>
+        <w:tc>
+          <w:tcPr>
+            <w:tcW w:w="1283" w:type="dxa"/>
           </w:tcPr>
           <w:p>
             <w:pPr>
@@ -10353,7 +11524,7 @@
       <w:tr>
         <w:tc>
           <w:tcPr>
-            <w:tcW w:w="3825" w:type="dxa"/>
+            <w:tcW w:w="8647" w:type="dxa"/>
           </w:tcPr>
           <w:p>
             <w:pPr>
@@ -10362,11 +11533,14 @@
             <w:r>
               <w:t>Mã số sinh viên:</w:t>
             </w:r>
-          </w:p>
-        </w:tc>
-        <w:tc>
-          <w:tcPr>
-            <w:tcW w:w="6105" w:type="dxa"/>
+            <w:r>
+              <w:t xml:space="preserve"> 0220766</w:t>
+            </w:r>
+          </w:p>
+        </w:tc>
+        <w:tc>
+          <w:tcPr>
+            <w:tcW w:w="1283" w:type="dxa"/>
           </w:tcPr>
           <w:p>
             <w:pPr>
@@ -10378,7 +11552,7 @@
       <w:tr>
         <w:tc>
           <w:tcPr>
-            <w:tcW w:w="3825" w:type="dxa"/>
+            <w:tcW w:w="8647" w:type="dxa"/>
           </w:tcPr>
           <w:p>
             <w:pPr>
@@ -10387,11 +11561,14 @@
             <w:r>
               <w:t>Ngành/Chuyên ngành:</w:t>
             </w:r>
-          </w:p>
-        </w:tc>
-        <w:tc>
-          <w:tcPr>
-            <w:tcW w:w="6105" w:type="dxa"/>
+            <w:r>
+              <w:t xml:space="preserve"> Khoa học máy tính</w:t>
+            </w:r>
+          </w:p>
+        </w:tc>
+        <w:tc>
+          <w:tcPr>
+            <w:tcW w:w="1283" w:type="dxa"/>
           </w:tcPr>
           <w:p>
             <w:pPr>
@@ -10403,7 +11580,7 @@
       <w:tr>
         <w:tc>
           <w:tcPr>
-            <w:tcW w:w="3825" w:type="dxa"/>
+            <w:tcW w:w="8647" w:type="dxa"/>
           </w:tcPr>
           <w:p>
             <w:pPr>
@@ -10412,11 +11589,17 @@
             <w:r>
               <w:t>ĐVHD:</w:t>
             </w:r>
-          </w:p>
-        </w:tc>
-        <w:tc>
-          <w:tcPr>
-            <w:tcW w:w="6105" w:type="dxa"/>
+            <w:r>
+              <w:t xml:space="preserve"> </w:t>
+            </w:r>
+            <w:r>
+              <w:t>Công ty Cổ phần Giải pháp Chuyển đổi Số THG</w:t>
+            </w:r>
+          </w:p>
+        </w:tc>
+        <w:tc>
+          <w:tcPr>
+            <w:tcW w:w="1283" w:type="dxa"/>
           </w:tcPr>
           <w:p>
             <w:pPr>
@@ -10428,7 +11611,7 @@
       <w:tr>
         <w:tc>
           <w:tcPr>
-            <w:tcW w:w="3825" w:type="dxa"/>
+            <w:tcW w:w="8647" w:type="dxa"/>
           </w:tcPr>
           <w:p>
             <w:pPr>
@@ -10437,11 +11620,14 @@
             <w:r>
               <w:t>Cán bộ hướng dẫn tại ĐVHD:</w:t>
             </w:r>
-          </w:p>
-        </w:tc>
-        <w:tc>
-          <w:tcPr>
-            <w:tcW w:w="6105" w:type="dxa"/>
+            <w:r>
+              <w:t xml:space="preserve"> Nguyễn Ngọc Hải</w:t>
+            </w:r>
+          </w:p>
+        </w:tc>
+        <w:tc>
+          <w:tcPr>
+            <w:tcW w:w="1283" w:type="dxa"/>
           </w:tcPr>
           <w:p>
             <w:pPr>
@@ -10453,20 +11639,26 @@
       <w:tr>
         <w:tc>
           <w:tcPr>
-            <w:tcW w:w="3825" w:type="dxa"/>
+            <w:tcW w:w="8647" w:type="dxa"/>
           </w:tcPr>
           <w:p>
             <w:pPr>
               <w:spacing w:before="80" w:after="80"/>
             </w:pPr>
             <w:r>
-              <w:t>Thời gian thực tập:</w:t>
-            </w:r>
-          </w:p>
-        </w:tc>
-        <w:tc>
-          <w:tcPr>
-            <w:tcW w:w="6105" w:type="dxa"/>
+              <w:t>Thời gian thực tập</w:t>
+            </w:r>
+            <w:r>
+              <w:t>: 11 tuần</w:t>
+            </w:r>
+            <w:r>
+              <w:t xml:space="preserve"> </w:t>
+            </w:r>
+          </w:p>
+        </w:tc>
+        <w:tc>
+          <w:tcPr>
+            <w:tcW w:w="1283" w:type="dxa"/>
           </w:tcPr>
           <w:p>
             <w:pPr>
@@ -10478,7 +11670,7 @@
       <w:tr>
         <w:tc>
           <w:tcPr>
-            <w:tcW w:w="3825" w:type="dxa"/>
+            <w:tcW w:w="8647" w:type="dxa"/>
           </w:tcPr>
           <w:p>
             <w:pPr>
@@ -10487,11 +11679,14 @@
             <w:r>
               <w:t>Giảng viên hướng dẫn:</w:t>
             </w:r>
-          </w:p>
-        </w:tc>
-        <w:tc>
-          <w:tcPr>
-            <w:tcW w:w="6105" w:type="dxa"/>
+            <w:r>
+              <w:t xml:space="preserve"> Hoàng Nam Thắng</w:t>
+            </w:r>
+          </w:p>
+        </w:tc>
+        <w:tc>
+          <w:tcPr>
+            <w:tcW w:w="1283" w:type="dxa"/>
           </w:tcPr>
           <w:p>
             <w:pPr>
@@ -11267,13 +12462,13 @@
         <w:tblLook w:val="0400" w:firstRow="0" w:lastRow="0" w:firstColumn="0" w:lastColumn="0" w:noHBand="0" w:noVBand="1"/>
       </w:tblPr>
       <w:tblGrid>
-        <w:gridCol w:w="5790"/>
-        <w:gridCol w:w="3555"/>
+        <w:gridCol w:w="9072"/>
+        <w:gridCol w:w="273"/>
       </w:tblGrid>
       <w:tr>
         <w:tc>
           <w:tcPr>
-            <w:tcW w:w="5790" w:type="dxa"/>
+            <w:tcW w:w="9072" w:type="dxa"/>
             <w:vAlign w:val="center"/>
           </w:tcPr>
           <w:p>
@@ -11283,11 +12478,14 @@
             <w:r>
               <w:t>Họ và tên sinh viên:</w:t>
             </w:r>
-          </w:p>
-        </w:tc>
-        <w:tc>
-          <w:tcPr>
-            <w:tcW w:w="3555" w:type="dxa"/>
+            <w:r>
+              <w:t xml:space="preserve"> Nguyễn Xuân Thưởng</w:t>
+            </w:r>
+          </w:p>
+        </w:tc>
+        <w:tc>
+          <w:tcPr>
+            <w:tcW w:w="273" w:type="dxa"/>
             <w:vAlign w:val="center"/>
           </w:tcPr>
           <w:p>
@@ -11300,7 +12498,7 @@
       <w:tr>
         <w:tc>
           <w:tcPr>
-            <w:tcW w:w="5790" w:type="dxa"/>
+            <w:tcW w:w="9072" w:type="dxa"/>
             <w:vAlign w:val="center"/>
           </w:tcPr>
           <w:p>
@@ -11310,11 +12508,14 @@
             <w:r>
               <w:t>Mã số sinh viên:</w:t>
             </w:r>
-          </w:p>
-        </w:tc>
-        <w:tc>
-          <w:tcPr>
-            <w:tcW w:w="3555" w:type="dxa"/>
+            <w:r>
+              <w:t xml:space="preserve"> 0220766</w:t>
+            </w:r>
+          </w:p>
+        </w:tc>
+        <w:tc>
+          <w:tcPr>
+            <w:tcW w:w="273" w:type="dxa"/>
             <w:vAlign w:val="center"/>
           </w:tcPr>
           <w:p>
@@ -11327,7 +12528,7 @@
       <w:tr>
         <w:tc>
           <w:tcPr>
-            <w:tcW w:w="5790" w:type="dxa"/>
+            <w:tcW w:w="9072" w:type="dxa"/>
             <w:vAlign w:val="center"/>
           </w:tcPr>
           <w:p>
@@ -11337,11 +12538,14 @@
             <w:r>
               <w:t>Ngành/Chuyên ngành:</w:t>
             </w:r>
-          </w:p>
-        </w:tc>
-        <w:tc>
-          <w:tcPr>
-            <w:tcW w:w="3555" w:type="dxa"/>
+            <w:r>
+              <w:t xml:space="preserve"> Khoa học máy tính</w:t>
+            </w:r>
+          </w:p>
+        </w:tc>
+        <w:tc>
+          <w:tcPr>
+            <w:tcW w:w="273" w:type="dxa"/>
             <w:vAlign w:val="center"/>
           </w:tcPr>
           <w:p>
@@ -11354,7 +12558,7 @@
       <w:tr>
         <w:tc>
           <w:tcPr>
-            <w:tcW w:w="5790" w:type="dxa"/>
+            <w:tcW w:w="9072" w:type="dxa"/>
             <w:vAlign w:val="center"/>
           </w:tcPr>
           <w:p>
@@ -11364,16 +12568,23 @@
             <w:r>
               <w:t>Đơn vị tiếp nhận và hướng dẫn thực tập (ĐVHD):</w:t>
             </w:r>
-          </w:p>
-        </w:tc>
-        <w:tc>
-          <w:tcPr>
-            <w:tcW w:w="3555" w:type="dxa"/>
+            <w:r>
+              <w:t xml:space="preserve"> </w:t>
+            </w:r>
+            <w:r>
+              <w:t>Công ty Cổ phần Giải pháp Chuyển đổi Số THG</w:t>
+            </w:r>
+          </w:p>
+        </w:tc>
+        <w:tc>
+          <w:tcPr>
+            <w:tcW w:w="273" w:type="dxa"/>
             <w:vAlign w:val="center"/>
           </w:tcPr>
           <w:p>
             <w:pPr>
               <w:spacing w:before="20" w:after="20"/>
+              <w:ind w:firstLine="0"/>
             </w:pPr>
           </w:p>
         </w:tc>
@@ -11381,7 +12592,7 @@
       <w:tr>
         <w:tc>
           <w:tcPr>
-            <w:tcW w:w="5790" w:type="dxa"/>
+            <w:tcW w:w="9072" w:type="dxa"/>
             <w:vAlign w:val="center"/>
           </w:tcPr>
           <w:p>
@@ -11391,11 +12602,17 @@
             <w:r>
               <w:t>Cán bộ hướng dẫn tại ĐVHD:</w:t>
             </w:r>
-          </w:p>
-        </w:tc>
-        <w:tc>
-          <w:tcPr>
-            <w:tcW w:w="3555" w:type="dxa"/>
+            <w:r>
+              <w:t xml:space="preserve"> Nguyễn Ngọc H</w:t>
+            </w:r>
+            <w:r>
+              <w:t>ải</w:t>
+            </w:r>
+          </w:p>
+        </w:tc>
+        <w:tc>
+          <w:tcPr>
+            <w:tcW w:w="273" w:type="dxa"/>
             <w:vAlign w:val="center"/>
           </w:tcPr>
           <w:p>
@@ -11408,7 +12625,7 @@
       <w:tr>
         <w:tc>
           <w:tcPr>
-            <w:tcW w:w="5790" w:type="dxa"/>
+            <w:tcW w:w="9072" w:type="dxa"/>
             <w:vAlign w:val="center"/>
           </w:tcPr>
           <w:p>
@@ -11422,7 +12639,7 @@
         </w:tc>
         <w:tc>
           <w:tcPr>
-            <w:tcW w:w="3555" w:type="dxa"/>
+            <w:tcW w:w="273" w:type="dxa"/>
             <w:vAlign w:val="center"/>
           </w:tcPr>
           <w:p>
@@ -11435,7 +12652,7 @@
       <w:tr>
         <w:tc>
           <w:tcPr>
-            <w:tcW w:w="5790" w:type="dxa"/>
+            <w:tcW w:w="9072" w:type="dxa"/>
             <w:vAlign w:val="center"/>
           </w:tcPr>
           <w:p>
@@ -11449,7 +12666,7 @@
         </w:tc>
         <w:tc>
           <w:tcPr>
-            <w:tcW w:w="3555" w:type="dxa"/>
+            <w:tcW w:w="273" w:type="dxa"/>
             <w:vAlign w:val="center"/>
           </w:tcPr>
           <w:p>
@@ -12698,6 +13915,7 @@
           <w:b/>
           <w:bCs/>
         </w:rPr>
+        <w:lastRenderedPageBreak/>
         <w:t>Những kỹ năng hoặc kiến thức tôi đã học được nhiều nhất trong kỳ thực tập:</w:t>
       </w:r>
     </w:p>
@@ -13517,6 +14735,7 @@
           <w:i/>
           <w:iCs/>
         </w:rPr>
+        <w:lastRenderedPageBreak/>
         <w:t xml:space="preserve">(1) – Mức tự đánh giá (0 – 4): Sinh viên tự đánh giá mức độ đạt chuẩn đầu ra của bản thân theo phụ lục II-A của quy định này. </w:t>
       </w:r>
     </w:p>
@@ -13532,7 +14751,6 @@
           <w:i/>
           <w:iCs/>
         </w:rPr>
-        <w:lastRenderedPageBreak/>
         <w:t xml:space="preserve">(2) – Từ mức tự đánh giá (0 – 4) ở trên, sinh viên tự đánh giá điểm đạt chuẩn đầu ra (CLOi) của mình theo thang điểm 10 </w:t>
       </w:r>
     </w:p>
@@ -18878,7 +20096,7 @@
   <w:docDefaults>
     <w:rPrDefault>
       <w:rPr>
-        <w:rFonts w:ascii="Times New Roman" w:eastAsiaTheme="minorHAnsi" w:hAnsi="Times New Roman" w:cstheme="minorBidi"/>
+        <w:rFonts w:ascii="Times New Roman" w:eastAsiaTheme="minorEastAsia" w:hAnsi="Times New Roman" w:cstheme="minorBidi"/>
         <w:kern w:val="2"/>
         <w:sz w:val="24"/>
         <w:szCs w:val="24"/>
@@ -19273,7 +20491,7 @@
   <w:style w:type="paragraph" w:default="1" w:styleId="Normal">
     <w:name w:val="Normal"/>
     <w:qFormat/>
-    <w:rsid w:val="00CB2158"/>
+    <w:rsid w:val="0050772B"/>
     <w:pPr>
       <w:spacing w:before="60" w:after="60" w:line="276" w:lineRule="auto"/>
       <w:ind w:firstLine="284"/>
@@ -19488,7 +20706,6 @@
   <w:style w:type="character" w:default="1" w:styleId="DefaultParagraphFont">
     <w:name w:val="Default Paragraph Font"/>
     <w:uiPriority w:val="1"/>
-    <w:semiHidden/>
     <w:unhideWhenUsed/>
   </w:style>
   <w:style w:type="table" w:default="1" w:styleId="TableNormal">

--- a/Báo cáo/Biểu mẫu_Quy định Tổ chức và Đánh giá TTTN HUCE.docx
+++ b/Báo cáo/Biểu mẫu_Quy định Tổ chức và Đánh giá TTTN HUCE.docx
@@ -1635,8 +1635,8 @@
             <w:vMerge w:val="restart"/>
             <w:vAlign w:val="center"/>
           </w:tcPr>
-          <w:bookmarkStart w:id="0" w:name="_Hlk226708267" w:displacedByCustomXml="next"/>
-          <w:bookmarkStart w:id="1" w:name="_Hlk223982360" w:displacedByCustomXml="next"/>
+          <w:bookmarkStart w:id="0" w:name="_Hlk223982360" w:displacedByCustomXml="next"/>
+          <w:bookmarkStart w:id="1" w:name="_Hlk226708267" w:displacedByCustomXml="next"/>
           <w:sdt>
             <w:sdtPr>
               <w:tag w:val="goog_rdk_50"/>
@@ -2563,7 +2563,7 @@
           </w:p>
         </w:tc>
       </w:tr>
-      <w:bookmarkEnd w:id="1"/>
+      <w:bookmarkEnd w:id="0"/>
     </w:tbl>
     <w:p>
       <w:pPr>
@@ -2575,7 +2575,7 @@
         </w:rPr>
       </w:pPr>
     </w:p>
-    <w:bookmarkEnd w:id="0"/>
+    <w:bookmarkEnd w:id="1"/>
     <w:tbl>
       <w:tblPr>
         <w:tblStyle w:val="26"/>
@@ -3127,6 +3127,9 @@
             <w:hideMark/>
           </w:tcPr>
           <w:p>
+            <w:pPr>
+              <w:jc w:val="center"/>
+            </w:pPr>
             <w:r>
               <w:t>Tuần</w:t>
             </w:r>
@@ -3151,6 +3154,9 @@
             <w:hideMark/>
           </w:tcPr>
           <w:p>
+            <w:pPr>
+              <w:jc w:val="center"/>
+            </w:pPr>
             <w:r>
               <w:t>Công việc được giao</w:t>
             </w:r>
@@ -3175,6 +3181,9 @@
             <w:hideMark/>
           </w:tcPr>
           <w:p>
+            <w:pPr>
+              <w:jc w:val="center"/>
+            </w:pPr>
             <w:r>
               <w:t>Kết quả thực hiện</w:t>
             </w:r>
@@ -3199,6 +3208,9 @@
             <w:hideMark/>
           </w:tcPr>
           <w:p>
+            <w:pPr>
+              <w:jc w:val="center"/>
+            </w:pPr>
             <w:r>
               <w:t>Mức độ hoàn thành (%)</w:t>
             </w:r>
@@ -3223,8 +3235,17 @@
             <w:hideMark/>
           </w:tcPr>
           <w:p>
-            <w:r>
-              <w:t>Xác nhận của ĐVHD</w:t>
+            <w:pPr>
+              <w:jc w:val="center"/>
+            </w:pPr>
+            <w:r>
+              <w:t>Xác</w:t>
+            </w:r>
+            <w:r>
+              <w:t xml:space="preserve"> </w:t>
+            </w:r>
+            <w:r>
+              <w:t>nhận của ĐVHD</w:t>
             </w:r>
           </w:p>
         </w:tc>
@@ -20706,6 +20727,7 @@
   <w:style w:type="character" w:default="1" w:styleId="DefaultParagraphFont">
     <w:name w:val="Default Paragraph Font"/>
     <w:uiPriority w:val="1"/>
+    <w:semiHidden/>
     <w:unhideWhenUsed/>
   </w:style>
   <w:style w:type="table" w:default="1" w:styleId="TableNormal">
